--- a/internal_doc/05.测试设计/story/操作符/matches/Story-matches测试分析设计.docx
+++ b/internal_doc/05.测试设计/story/操作符/matches/Story-matches测试分析设计.docx
@@ -3897,7 +3897,7 @@
       <w:pPr>
         <w:pStyle w:val="Heading3"/>
         <w:rPr>
-          <w:rFonts w:ascii="Arial" w:cs="Arial" w:hint="eastAsia"/>
+          <w:rFonts w:ascii="Arial" w:cs="Arial"/>
         </w:rPr>
       </w:pPr>
       <w:bookmarkStart w:id="14" w:name="_Toc421275936"/>
@@ -3913,9 +3913,6 @@
       <w:pPr>
         <w:spacing w:line="276" w:lineRule="auto"/>
         <w:jc w:val="left"/>
-        <w:rPr>
-          <w:rFonts w:hint="eastAsia"/>
-        </w:rPr>
       </w:pPr>
       <w:r>
         <w:rPr>
@@ -3944,9 +3941,6 @@
         <w:spacing w:line="276" w:lineRule="auto"/>
         <w:ind w:leftChars="200" w:left="420"/>
         <w:jc w:val="left"/>
-        <w:rPr>
-          <w:rFonts w:hint="eastAsia"/>
-        </w:rPr>
       </w:pPr>
       <w:commentRangeStart w:id="15"/>
       <w:r>
@@ -3983,9 +3977,6 @@
         <w:spacing w:line="276" w:lineRule="auto"/>
         <w:ind w:leftChars="200" w:left="420"/>
         <w:jc w:val="left"/>
-        <w:rPr>
-          <w:rFonts w:hint="eastAsia"/>
-        </w:rPr>
       </w:pPr>
       <w:r>
         <w:rPr>
@@ -4002,9 +3993,6 @@
         <w:spacing w:line="276" w:lineRule="auto"/>
         <w:ind w:leftChars="200" w:left="420"/>
         <w:jc w:val="left"/>
-        <w:rPr>
-          <w:rFonts w:hint="eastAsia"/>
-        </w:rPr>
       </w:pPr>
       <w:r>
         <w:rPr>
@@ -4033,9 +4021,6 @@
         <w:spacing w:line="276" w:lineRule="auto"/>
         <w:ind w:leftChars="200" w:left="420"/>
         <w:jc w:val="left"/>
-        <w:rPr>
-          <w:rFonts w:hint="eastAsia"/>
-        </w:rPr>
       </w:pPr>
       <w:r>
         <w:rPr>
@@ -4079,9 +4064,6 @@
         <w:spacing w:line="276" w:lineRule="auto"/>
         <w:ind w:leftChars="200" w:left="420"/>
         <w:jc w:val="left"/>
-        <w:rPr>
-          <w:rFonts w:hint="eastAsia"/>
-        </w:rPr>
       </w:pPr>
       <w:r>
         <w:rPr>
@@ -4113,9 +4095,6 @@
         <w:spacing w:line="276" w:lineRule="auto"/>
         <w:ind w:leftChars="200" w:left="420"/>
         <w:jc w:val="left"/>
-        <w:rPr>
-          <w:rFonts w:hint="eastAsia"/>
-        </w:rPr>
       </w:pPr>
       <w:r>
         <w:rPr>
@@ -4141,9 +4120,6 @@
         <w:spacing w:line="276" w:lineRule="auto"/>
         <w:ind w:leftChars="200" w:left="420"/>
         <w:jc w:val="left"/>
-        <w:rPr>
-          <w:rFonts w:hint="eastAsia"/>
-        </w:rPr>
       </w:pPr>
       <w:r>
         <w:rPr>
@@ -4163,18 +4139,12 @@
         <w:pStyle w:val="ListParagraph"/>
         <w:spacing w:line="276" w:lineRule="auto"/>
         <w:ind w:left="360" w:firstLineChars="0" w:firstLine="0"/>
-        <w:rPr>
-          <w:rFonts w:hint="eastAsia"/>
-        </w:rPr>
       </w:pPr>
     </w:p>
     <w:p>
       <w:pPr>
         <w:spacing w:line="276" w:lineRule="auto"/>
         <w:jc w:val="left"/>
-        <w:rPr>
-          <w:rFonts w:hint="eastAsia"/>
-        </w:rPr>
       </w:pPr>
       <w:r>
         <w:rPr>
@@ -4198,9 +4168,6 @@
         </w:numPr>
         <w:spacing w:line="276" w:lineRule="auto"/>
         <w:ind w:firstLineChars="0"/>
-        <w:rPr>
-          <w:rFonts w:hint="eastAsia"/>
-        </w:rPr>
       </w:pPr>
       <w:r>
         <w:rPr>
@@ -4218,9 +4185,6 @@
         </w:numPr>
         <w:spacing w:line="276" w:lineRule="auto"/>
         <w:ind w:firstLineChars="0"/>
-        <w:rPr>
-          <w:rFonts w:hint="eastAsia"/>
-        </w:rPr>
       </w:pPr>
       <w:commentRangeStart w:id="16"/>
       <w:r>
@@ -4276,17 +4240,11 @@
         <w:pStyle w:val="ListParagraph"/>
         <w:spacing w:line="276" w:lineRule="auto"/>
         <w:ind w:left="360" w:firstLineChars="0" w:firstLine="0"/>
-        <w:rPr>
-          <w:rFonts w:hint="eastAsia"/>
-        </w:rPr>
       </w:pPr>
     </w:p>
     <w:p>
       <w:pPr>
         <w:spacing w:line="276" w:lineRule="auto"/>
-        <w:rPr>
-          <w:rFonts w:hint="eastAsia"/>
-        </w:rPr>
       </w:pPr>
       <w:r>
         <w:rPr>
@@ -4316,9 +4274,6 @@
         </w:numPr>
         <w:spacing w:line="276" w:lineRule="auto"/>
         <w:ind w:firstLineChars="0"/>
-        <w:rPr>
-          <w:rFonts w:hint="eastAsia"/>
-        </w:rPr>
       </w:pPr>
       <w:r>
         <w:rPr>
@@ -4348,9 +4303,6 @@
         </w:numPr>
         <w:spacing w:line="276" w:lineRule="auto"/>
         <w:ind w:firstLineChars="0"/>
-        <w:rPr>
-          <w:rFonts w:hint="eastAsia"/>
-        </w:rPr>
       </w:pPr>
       <w:r>
         <w:rPr>
@@ -4374,9 +4326,6 @@
         </w:numPr>
         <w:spacing w:line="276" w:lineRule="auto"/>
         <w:ind w:firstLineChars="0"/>
-        <w:rPr>
-          <w:rFonts w:hint="eastAsia"/>
-        </w:rPr>
       </w:pPr>
       <w:r>
         <w:rPr>
@@ -4413,9 +4362,6 @@
       <w:pPr>
         <w:spacing w:line="276" w:lineRule="auto"/>
         <w:ind w:left="420"/>
-        <w:rPr>
-          <w:rFonts w:hint="eastAsia"/>
-        </w:rPr>
       </w:pPr>
       <w:r>
         <w:rPr>
@@ -4441,7 +4387,7 @@
         <w:pStyle w:val="Heading3"/>
         <w:spacing w:line="276" w:lineRule="auto"/>
         <w:rPr>
-          <w:rFonts w:ascii="Arial" w:cs="Arial" w:hint="eastAsia"/>
+          <w:rFonts w:ascii="Arial" w:cs="Arial"/>
         </w:rPr>
       </w:pPr>
       <w:bookmarkStart w:id="17" w:name="_Toc421275937"/>
@@ -4466,11 +4412,6 @@
       <w:bookmarkEnd w:id="17"/>
     </w:p>
     <w:p>
-      <w:pPr>
-        <w:rPr>
-          <w:rFonts w:hint="eastAsia"/>
-        </w:rPr>
-      </w:pPr>
       <w:r>
         <w:rPr>
           <w:rFonts w:hint="eastAsia"/>
@@ -4504,11 +4445,6 @@
     </w:p>
     <w:p/>
     <w:p>
-      <w:pPr>
-        <w:rPr>
-          <w:rFonts w:hint="eastAsia"/>
-        </w:rPr>
-      </w:pPr>
       <w:commentRangeStart w:id="18"/>
       <w:r>
         <w:rPr>
@@ -4531,51 +4467,35 @@
         <w:commentReference w:id="18"/>
       </w:r>
     </w:p>
+    <w:p/>
     <w:p>
-      <w:pPr>
+      <w:r>
         <w:rPr>
           <w:rFonts w:hint="eastAsia"/>
-        </w:rPr>
-      </w:pPr>
+          <w:b/>
+        </w:rPr>
+        <w:t>$ne/$et</w:t>
+      </w:r>
+      <w:r>
+        <w:rPr>
+          <w:rFonts w:hint="eastAsia"/>
+        </w:rPr>
+        <w:t>匹配符</w:t>
+      </w:r>
+      <w:r>
+        <w:rPr>
+          <w:rFonts w:hint="eastAsia"/>
+        </w:rPr>
+        <w:t>：</w:t>
+      </w:r>
+      <w:r>
+        <w:rPr>
+          <w:rFonts w:hint="eastAsia"/>
+        </w:rPr>
+        <w:t xml:space="preserve"> </w:t>
+      </w:r>
     </w:p>
     <w:p>
-      <w:pPr>
-        <w:rPr>
-          <w:rFonts w:hint="eastAsia"/>
-        </w:rPr>
-      </w:pPr>
-      <w:r>
-        <w:rPr>
-          <w:rFonts w:hint="eastAsia"/>
-          <w:b/>
-        </w:rPr>
-        <w:t>$ne/$et</w:t>
-      </w:r>
-      <w:r>
-        <w:rPr>
-          <w:rFonts w:hint="eastAsia"/>
-        </w:rPr>
-        <w:t>匹配符</w:t>
-      </w:r>
-      <w:r>
-        <w:rPr>
-          <w:rFonts w:hint="eastAsia"/>
-        </w:rPr>
-        <w:t>：</w:t>
-      </w:r>
-      <w:r>
-        <w:rPr>
-          <w:rFonts w:hint="eastAsia"/>
-        </w:rPr>
-        <w:t xml:space="preserve"> </w:t>
-      </w:r>
-    </w:p>
-    <w:p>
-      <w:pPr>
-        <w:rPr>
-          <w:rFonts w:hint="eastAsia"/>
-        </w:rPr>
-      </w:pPr>
       <w:r>
         <w:t>选择满足</w:t>
       </w:r>
@@ -4847,7 +4767,6 @@
           <w:p>
             <w:pPr>
               <w:rPr>
-                <w:rFonts w:hint="eastAsia"/>
                 <w:iCs/>
                 <w:color w:val="000000"/>
               </w:rPr>
@@ -5002,7 +4921,6 @@
             <w:pPr>
               <w:jc w:val="left"/>
               <w:rPr>
-                <w:rFonts w:hint="eastAsia"/>
                 <w:iCs/>
                 <w:color w:val="000000"/>
               </w:rPr>
@@ -5093,7 +5011,6 @@
             <w:pPr>
               <w:jc w:val="left"/>
               <w:rPr>
-                <w:rFonts w:hint="eastAsia"/>
                 <w:iCs/>
                 <w:color w:val="000000"/>
               </w:rPr>
@@ -5106,7 +5023,6 @@
       <w:pPr>
         <w:jc w:val="left"/>
         <w:rPr>
-          <w:rFonts w:hint="eastAsia"/>
           <w:iCs/>
           <w:color w:val="000000"/>
         </w:rPr>
@@ -5189,9 +5105,6 @@
         <w:tabs>
           <w:tab w:val="left" w:pos="709"/>
         </w:tabs>
-        <w:rPr>
-          <w:rFonts w:hint="eastAsia"/>
-        </w:rPr>
       </w:pPr>
       <w:r>
         <w:rPr>
@@ -5299,7 +5212,7 @@
               <w:rPr>
                 <w:rFonts w:hint="eastAsia"/>
               </w:rPr>
-              <w:t xml:space="preserve"> ne</w:t>
+              <w:t>ne</w:t>
             </w:r>
             <w:r>
               <w:rPr>
@@ -5390,7 +5303,7 @@
               <w:rPr>
                 <w:rFonts w:hint="eastAsia"/>
               </w:rPr>
-              <w:t xml:space="preserve"> ne</w:t>
+              <w:t>ne</w:t>
             </w:r>
             <w:r>
               <w:rPr>
@@ -5474,7 +5387,7 @@
               <w:rPr>
                 <w:rFonts w:hint="eastAsia"/>
               </w:rPr>
-              <w:t xml:space="preserve"> ne</w:t>
+              <w:t>ne</w:t>
             </w:r>
             <w:r>
               <w:rPr>
@@ -5550,7 +5463,7 @@
               <w:rPr>
                 <w:rFonts w:hint="eastAsia"/>
               </w:rPr>
-              <w:t xml:space="preserve"> ne</w:t>
+              <w:t>ne</w:t>
             </w:r>
             <w:r>
               <w:rPr>
@@ -5634,31 +5547,15 @@
               <w:rPr>
                 <w:rFonts w:hint="eastAsia"/>
               </w:rPr>
-              <w:t xml:space="preserve"> ne</w:t>
-            </w:r>
-            <w:r>
-              <w:rPr>
-                <w:rFonts w:hint="eastAsia"/>
-                <w:iCs/>
-                <w:color w:val="000000"/>
-              </w:rPr>
-              <w:t>匹配查询，目标字段为</w:t>
-            </w:r>
-            <w:r>
-              <w:rPr>
-                <w:rFonts w:hint="eastAsia"/>
-                <w:iCs/>
-                <w:color w:val="000000"/>
-              </w:rPr>
-              <w:t>非数值型</w:t>
-            </w:r>
-            <w:r>
-              <w:rPr>
-                <w:rFonts w:hint="eastAsia"/>
-                <w:iCs/>
-                <w:color w:val="000000"/>
-              </w:rPr>
-              <w:t>，不走索引查询</w:t>
+              <w:t>ne</w:t>
+            </w:r>
+            <w:r>
+              <w:rPr>
+                <w:rFonts w:hint="eastAsia"/>
+                <w:iCs/>
+                <w:color w:val="000000"/>
+              </w:rPr>
+              <w:t>匹配查询，目标字段为非数值型，不走索引查询</w:t>
             </w:r>
           </w:p>
         </w:tc>
@@ -5710,7 +5607,7 @@
               <w:rPr>
                 <w:rFonts w:hint="eastAsia"/>
               </w:rPr>
-              <w:t xml:space="preserve"> ne</w:t>
+              <w:t>ne</w:t>
             </w:r>
             <w:r>
               <w:rPr>
@@ -5757,43 +5654,672 @@
         <w:rPr>
           <w:rFonts w:hint="eastAsia"/>
         </w:rPr>
-        <w:t>测试点同</w:t>
-      </w:r>
-      <w:r>
-        <w:rPr>
-          <w:rFonts w:hint="eastAsia"/>
-        </w:rPr>
-        <w:t>$ne</w:t>
-      </w:r>
-      <w:r>
-        <w:rPr>
-          <w:rFonts w:hint="eastAsia"/>
-        </w:rPr>
-        <w:t>，在测试用例中输出</w:t>
-      </w:r>
-      <w:r>
-        <w:rPr>
-          <w:rFonts w:hint="eastAsia"/>
-        </w:rPr>
-        <w:t>，这里不做重复输出。</w:t>
+        <w:t>测试点：</w:t>
       </w:r>
     </w:p>
+    <w:tbl>
+      <w:tblPr>
+        <w:tblW w:w="0" w:type="auto"/>
+        <w:tblInd w:w="108" w:type="dxa"/>
+        <w:tblBorders>
+          <w:top w:val="single" w:sz="4" w:space="0" w:color="auto"/>
+          <w:left w:val="single" w:sz="4" w:space="0" w:color="auto"/>
+          <w:bottom w:val="single" w:sz="4" w:space="0" w:color="auto"/>
+          <w:right w:val="single" w:sz="4" w:space="0" w:color="auto"/>
+          <w:insideH w:val="single" w:sz="4" w:space="0" w:color="auto"/>
+          <w:insideV w:val="single" w:sz="4" w:space="0" w:color="auto"/>
+        </w:tblBorders>
+        <w:tblLayout w:type="fixed"/>
+        <w:tblLook w:val="04A0"/>
+      </w:tblPr>
+      <w:tblGrid>
+        <w:gridCol w:w="5954"/>
+        <w:gridCol w:w="2410"/>
+      </w:tblGrid>
+      <w:tr>
+        <w:tc>
+          <w:tcPr>
+            <w:tcW w:w="5954" w:type="dxa"/>
+          </w:tcPr>
+          <w:p>
+            <w:pPr>
+              <w:jc w:val="left"/>
+              <w:rPr>
+                <w:iCs/>
+                <w:color w:val="000000"/>
+              </w:rPr>
+            </w:pPr>
+            <w:r>
+              <w:rPr>
+                <w:rFonts w:hint="eastAsia"/>
+                <w:iCs/>
+                <w:color w:val="000000"/>
+              </w:rPr>
+              <w:t>测试点</w:t>
+            </w:r>
+          </w:p>
+        </w:tc>
+        <w:tc>
+          <w:tcPr>
+            <w:tcW w:w="2410" w:type="dxa"/>
+          </w:tcPr>
+          <w:p>
+            <w:pPr>
+              <w:jc w:val="center"/>
+              <w:rPr>
+                <w:iCs/>
+                <w:color w:val="000000"/>
+              </w:rPr>
+            </w:pPr>
+            <w:r>
+              <w:rPr>
+                <w:rFonts w:hint="eastAsia"/>
+                <w:iCs/>
+                <w:color w:val="000000"/>
+              </w:rPr>
+              <w:t>备注</w:t>
+            </w:r>
+          </w:p>
+        </w:tc>
+      </w:tr>
+      <w:tr>
+        <w:tc>
+          <w:tcPr>
+            <w:tcW w:w="5954" w:type="dxa"/>
+          </w:tcPr>
+          <w:p>
+            <w:pPr>
+              <w:jc w:val="left"/>
+              <w:rPr>
+                <w:iCs/>
+                <w:color w:val="000000"/>
+              </w:rPr>
+            </w:pPr>
+            <w:r>
+              <w:rPr>
+                <w:rFonts w:hint="eastAsia"/>
+                <w:iCs/>
+                <w:color w:val="000000"/>
+              </w:rPr>
+              <w:t>使用</w:t>
+            </w:r>
+            <w:r>
+              <w:rPr>
+                <w:rFonts w:hint="eastAsia"/>
+                <w:iCs/>
+                <w:color w:val="000000"/>
+              </w:rPr>
+              <w:t>$</w:t>
+            </w:r>
+            <w:r>
+              <w:rPr>
+                <w:rFonts w:hint="eastAsia"/>
+              </w:rPr>
+              <w:t>et</w:t>
+            </w:r>
+            <w:r>
+              <w:rPr>
+                <w:rFonts w:hint="eastAsia"/>
+                <w:iCs/>
+                <w:color w:val="000000"/>
+              </w:rPr>
+              <w:t>匹配查询，目标字段为数值型，不走索引查询</w:t>
+            </w:r>
+          </w:p>
+        </w:tc>
+        <w:tc>
+          <w:tcPr>
+            <w:tcW w:w="2410" w:type="dxa"/>
+          </w:tcPr>
+          <w:p>
+            <w:pPr>
+              <w:rPr>
+                <w:iCs/>
+                <w:color w:val="000000"/>
+              </w:rPr>
+            </w:pPr>
+            <w:r>
+              <w:rPr>
+                <w:rFonts w:hint="eastAsia"/>
+                <w:iCs/>
+                <w:color w:val="000000"/>
+              </w:rPr>
+              <w:t>数值型默认取该类型的最大</w:t>
+            </w:r>
+            <w:r>
+              <w:rPr>
+                <w:rFonts w:hint="eastAsia"/>
+                <w:iCs/>
+                <w:color w:val="000000"/>
+              </w:rPr>
+              <w:t>/</w:t>
+            </w:r>
+            <w:r>
+              <w:rPr>
+                <w:rFonts w:hint="eastAsia"/>
+                <w:iCs/>
+                <w:color w:val="000000"/>
+              </w:rPr>
+              <w:t>最小边界测试</w:t>
+            </w:r>
+          </w:p>
+        </w:tc>
+      </w:tr>
+      <w:tr>
+        <w:tc>
+          <w:tcPr>
+            <w:tcW w:w="5954" w:type="dxa"/>
+          </w:tcPr>
+          <w:p>
+            <w:pPr>
+              <w:jc w:val="left"/>
+              <w:rPr>
+                <w:iCs/>
+                <w:color w:val="000000"/>
+              </w:rPr>
+            </w:pPr>
+            <w:r>
+              <w:rPr>
+                <w:rFonts w:hint="eastAsia"/>
+                <w:iCs/>
+                <w:color w:val="000000"/>
+              </w:rPr>
+              <w:t>使用</w:t>
+            </w:r>
+            <w:r>
+              <w:rPr>
+                <w:rFonts w:hint="eastAsia"/>
+                <w:iCs/>
+                <w:color w:val="000000"/>
+              </w:rPr>
+              <w:t>$</w:t>
+            </w:r>
+            <w:r>
+              <w:rPr>
+                <w:rFonts w:hint="eastAsia"/>
+              </w:rPr>
+              <w:t>et</w:t>
+            </w:r>
+            <w:r>
+              <w:rPr>
+                <w:rFonts w:hint="eastAsia"/>
+                <w:iCs/>
+                <w:color w:val="000000"/>
+              </w:rPr>
+              <w:t>匹配查询，目标字段为数值型，走索引查询</w:t>
+            </w:r>
+          </w:p>
+        </w:tc>
+        <w:tc>
+          <w:tcPr>
+            <w:tcW w:w="2410" w:type="dxa"/>
+          </w:tcPr>
+          <w:p>
+            <w:pPr>
+              <w:jc w:val="left"/>
+              <w:rPr>
+                <w:iCs/>
+                <w:color w:val="000000"/>
+              </w:rPr>
+            </w:pPr>
+          </w:p>
+        </w:tc>
+      </w:tr>
+      <w:tr>
+        <w:tc>
+          <w:tcPr>
+            <w:tcW w:w="5954" w:type="dxa"/>
+          </w:tcPr>
+          <w:p>
+            <w:pPr>
+              <w:jc w:val="left"/>
+              <w:rPr>
+                <w:iCs/>
+                <w:color w:val="000000"/>
+              </w:rPr>
+            </w:pPr>
+            <w:r>
+              <w:rPr>
+                <w:rFonts w:hint="eastAsia"/>
+                <w:iCs/>
+                <w:color w:val="000000"/>
+              </w:rPr>
+              <w:t>使用</w:t>
+            </w:r>
+            <w:r>
+              <w:rPr>
+                <w:rFonts w:hint="eastAsia"/>
+                <w:iCs/>
+                <w:color w:val="000000"/>
+              </w:rPr>
+              <w:t>$</w:t>
+            </w:r>
+            <w:r>
+              <w:rPr>
+                <w:rFonts w:hint="eastAsia"/>
+              </w:rPr>
+              <w:t>et</w:t>
+            </w:r>
+            <w:r>
+              <w:rPr>
+                <w:rFonts w:hint="eastAsia"/>
+                <w:iCs/>
+                <w:color w:val="000000"/>
+              </w:rPr>
+              <w:t>匹配查询，目标字段为数组且元素为数值型，不走索引查询</w:t>
+            </w:r>
+          </w:p>
+        </w:tc>
+        <w:tc>
+          <w:tcPr>
+            <w:tcW w:w="2410" w:type="dxa"/>
+          </w:tcPr>
+          <w:p>
+            <w:pPr>
+              <w:jc w:val="left"/>
+              <w:rPr>
+                <w:iCs/>
+                <w:color w:val="000000"/>
+              </w:rPr>
+            </w:pPr>
+          </w:p>
+        </w:tc>
+      </w:tr>
+      <w:tr>
+        <w:tc>
+          <w:tcPr>
+            <w:tcW w:w="5954" w:type="dxa"/>
+          </w:tcPr>
+          <w:p>
+            <w:pPr>
+              <w:jc w:val="left"/>
+              <w:rPr>
+                <w:iCs/>
+                <w:color w:val="000000"/>
+              </w:rPr>
+            </w:pPr>
+            <w:r>
+              <w:rPr>
+                <w:rFonts w:hint="eastAsia"/>
+                <w:iCs/>
+                <w:color w:val="000000"/>
+              </w:rPr>
+              <w:t>使用</w:t>
+            </w:r>
+            <w:r>
+              <w:rPr>
+                <w:rFonts w:hint="eastAsia"/>
+                <w:iCs/>
+                <w:color w:val="000000"/>
+              </w:rPr>
+              <w:t>$</w:t>
+            </w:r>
+            <w:r>
+              <w:rPr>
+                <w:rFonts w:hint="eastAsia"/>
+              </w:rPr>
+              <w:t>et</w:t>
+            </w:r>
+            <w:r>
+              <w:rPr>
+                <w:rFonts w:hint="eastAsia"/>
+                <w:iCs/>
+                <w:color w:val="000000"/>
+              </w:rPr>
+              <w:t>匹配查询，目标字段为数组且元素为数值型，走索引查询</w:t>
+            </w:r>
+          </w:p>
+        </w:tc>
+        <w:tc>
+          <w:tcPr>
+            <w:tcW w:w="2410" w:type="dxa"/>
+          </w:tcPr>
+          <w:p>
+            <w:pPr>
+              <w:jc w:val="left"/>
+              <w:rPr>
+                <w:iCs/>
+                <w:color w:val="000000"/>
+              </w:rPr>
+            </w:pPr>
+          </w:p>
+        </w:tc>
+      </w:tr>
+      <w:tr>
+        <w:tc>
+          <w:tcPr>
+            <w:tcW w:w="5954" w:type="dxa"/>
+          </w:tcPr>
+          <w:p>
+            <w:pPr>
+              <w:jc w:val="left"/>
+              <w:rPr>
+                <w:rFonts w:hint="eastAsia"/>
+                <w:iCs/>
+                <w:color w:val="000000"/>
+              </w:rPr>
+            </w:pPr>
+            <w:r>
+              <w:rPr>
+                <w:rFonts w:hint="eastAsia"/>
+                <w:iCs/>
+                <w:color w:val="000000"/>
+              </w:rPr>
+              <w:t>使用</w:t>
+            </w:r>
+            <w:r>
+              <w:rPr>
+                <w:rFonts w:hint="eastAsia"/>
+                <w:iCs/>
+                <w:color w:val="000000"/>
+              </w:rPr>
+              <w:t>$et</w:t>
+            </w:r>
+            <w:r>
+              <w:rPr>
+                <w:rFonts w:hint="eastAsia"/>
+                <w:iCs/>
+                <w:color w:val="000000"/>
+              </w:rPr>
+              <w:t>匹配查询，目标字段与给定值为不同类型，不走索引查询</w:t>
+            </w:r>
+          </w:p>
+        </w:tc>
+        <w:tc>
+          <w:tcPr>
+            <w:tcW w:w="2410" w:type="dxa"/>
+          </w:tcPr>
+          <w:p>
+            <w:pPr>
+              <w:jc w:val="left"/>
+              <w:rPr>
+                <w:iCs/>
+                <w:color w:val="000000"/>
+              </w:rPr>
+            </w:pPr>
+            <w:r>
+              <w:rPr>
+                <w:rFonts w:hint="eastAsia"/>
+                <w:iCs/>
+                <w:color w:val="000000"/>
+              </w:rPr>
+              <w:t>如</w:t>
+            </w:r>
+            <w:r>
+              <w:rPr>
+                <w:rFonts w:hint="eastAsia"/>
+                <w:iCs/>
+                <w:color w:val="000000"/>
+              </w:rPr>
+              <w:t>int/long/double</w:t>
+            </w:r>
+            <w:r>
+              <w:rPr>
+                <w:rFonts w:hint="eastAsia"/>
+                <w:iCs/>
+                <w:color w:val="000000"/>
+              </w:rPr>
+              <w:t>可以作为一类比较，</w:t>
+            </w:r>
+            <w:r>
+              <w:rPr>
+                <w:rFonts w:hint="eastAsia"/>
+                <w:iCs/>
+                <w:color w:val="000000"/>
+              </w:rPr>
+              <w:t>$timestamp</w:t>
+            </w:r>
+            <w:r>
+              <w:rPr>
+                <w:rFonts w:hint="eastAsia"/>
+                <w:iCs/>
+                <w:color w:val="000000"/>
+              </w:rPr>
+              <w:t>和</w:t>
+            </w:r>
+            <w:r>
+              <w:rPr>
+                <w:rFonts w:hint="eastAsia"/>
+                <w:iCs/>
+                <w:color w:val="000000"/>
+              </w:rPr>
+              <w:t>$date</w:t>
+            </w:r>
+            <w:r>
+              <w:rPr>
+                <w:rFonts w:hint="eastAsia"/>
+                <w:iCs/>
+                <w:color w:val="000000"/>
+              </w:rPr>
+              <w:t>作为一类比较</w:t>
+            </w:r>
+            <w:r>
+              <w:rPr>
+                <w:rFonts w:hint="eastAsia"/>
+                <w:iCs/>
+                <w:color w:val="000000"/>
+              </w:rPr>
+              <w:t>，</w:t>
+            </w:r>
+            <w:r>
+              <w:rPr>
+                <w:rFonts w:hint="eastAsia"/>
+                <w:iCs/>
+                <w:color w:val="000000"/>
+              </w:rPr>
+              <w:t>array</w:t>
+            </w:r>
+            <w:r>
+              <w:rPr>
+                <w:rFonts w:hint="eastAsia"/>
+                <w:iCs/>
+                <w:color w:val="000000"/>
+              </w:rPr>
+              <w:t>和</w:t>
+            </w:r>
+            <w:r>
+              <w:rPr>
+                <w:rFonts w:hint="eastAsia"/>
+                <w:iCs/>
+                <w:color w:val="000000"/>
+              </w:rPr>
+              <w:t>object</w:t>
+            </w:r>
+            <w:r>
+              <w:rPr>
+                <w:rFonts w:hint="eastAsia"/>
+                <w:iCs/>
+                <w:color w:val="000000"/>
+              </w:rPr>
+              <w:t>作为一类比较</w:t>
+            </w:r>
+          </w:p>
+        </w:tc>
+      </w:tr>
+      <w:tr>
+        <w:tc>
+          <w:tcPr>
+            <w:tcW w:w="5954" w:type="dxa"/>
+          </w:tcPr>
+          <w:p>
+            <w:pPr>
+              <w:jc w:val="left"/>
+              <w:rPr>
+                <w:rFonts w:hint="eastAsia"/>
+                <w:iCs/>
+                <w:color w:val="000000"/>
+              </w:rPr>
+            </w:pPr>
+            <w:r>
+              <w:rPr>
+                <w:rFonts w:hint="eastAsia"/>
+                <w:iCs/>
+                <w:color w:val="000000"/>
+              </w:rPr>
+              <w:t>使用</w:t>
+            </w:r>
+            <w:r>
+              <w:rPr>
+                <w:rFonts w:hint="eastAsia"/>
+                <w:iCs/>
+                <w:color w:val="000000"/>
+              </w:rPr>
+              <w:t>$et</w:t>
+            </w:r>
+            <w:r>
+              <w:rPr>
+                <w:rFonts w:hint="eastAsia"/>
+                <w:iCs/>
+                <w:color w:val="000000"/>
+              </w:rPr>
+              <w:t>匹配查询，目标字段与给定值为不同类型，走索引查询</w:t>
+            </w:r>
+          </w:p>
+        </w:tc>
+        <w:tc>
+          <w:tcPr>
+            <w:tcW w:w="2410" w:type="dxa"/>
+          </w:tcPr>
+          <w:p>
+            <w:pPr>
+              <w:jc w:val="left"/>
+              <w:rPr>
+                <w:iCs/>
+                <w:color w:val="000000"/>
+              </w:rPr>
+            </w:pPr>
+          </w:p>
+        </w:tc>
+      </w:tr>
+      <w:tr>
+        <w:tc>
+          <w:tcPr>
+            <w:tcW w:w="5954" w:type="dxa"/>
+          </w:tcPr>
+          <w:p>
+            <w:pPr>
+              <w:jc w:val="left"/>
+              <w:rPr>
+                <w:iCs/>
+                <w:color w:val="000000"/>
+              </w:rPr>
+            </w:pPr>
+            <w:r>
+              <w:rPr>
+                <w:rFonts w:hint="eastAsia"/>
+                <w:iCs/>
+                <w:color w:val="000000"/>
+              </w:rPr>
+              <w:t>使用</w:t>
+            </w:r>
+            <w:r>
+              <w:rPr>
+                <w:rFonts w:hint="eastAsia"/>
+                <w:iCs/>
+                <w:color w:val="000000"/>
+              </w:rPr>
+              <w:t>$</w:t>
+            </w:r>
+            <w:r>
+              <w:rPr>
+                <w:rFonts w:hint="eastAsia"/>
+              </w:rPr>
+              <w:t>et</w:t>
+            </w:r>
+            <w:r>
+              <w:rPr>
+                <w:rFonts w:hint="eastAsia"/>
+                <w:iCs/>
+                <w:color w:val="000000"/>
+              </w:rPr>
+              <w:t>匹配查询，目标字段为非数值型，不走索引查询</w:t>
+            </w:r>
+          </w:p>
+        </w:tc>
+        <w:tc>
+          <w:tcPr>
+            <w:tcW w:w="2410" w:type="dxa"/>
+          </w:tcPr>
+          <w:p>
+            <w:pPr>
+              <w:jc w:val="left"/>
+              <w:rPr>
+                <w:iCs/>
+                <w:color w:val="000000"/>
+              </w:rPr>
+            </w:pPr>
+          </w:p>
+        </w:tc>
+      </w:tr>
+      <w:tr>
+        <w:tc>
+          <w:tcPr>
+            <w:tcW w:w="5954" w:type="dxa"/>
+          </w:tcPr>
+          <w:p>
+            <w:pPr>
+              <w:jc w:val="left"/>
+              <w:rPr>
+                <w:iCs/>
+                <w:color w:val="000000"/>
+              </w:rPr>
+            </w:pPr>
+            <w:r>
+              <w:rPr>
+                <w:rFonts w:hint="eastAsia"/>
+                <w:iCs/>
+                <w:color w:val="000000"/>
+              </w:rPr>
+              <w:t>使用</w:t>
+            </w:r>
+            <w:r>
+              <w:rPr>
+                <w:rFonts w:hint="eastAsia"/>
+                <w:iCs/>
+                <w:color w:val="000000"/>
+              </w:rPr>
+              <w:t>$</w:t>
+            </w:r>
+            <w:r>
+              <w:rPr>
+                <w:rFonts w:hint="eastAsia"/>
+              </w:rPr>
+              <w:t>et</w:t>
+            </w:r>
+            <w:r>
+              <w:rPr>
+                <w:rFonts w:hint="eastAsia"/>
+                <w:iCs/>
+                <w:color w:val="000000"/>
+              </w:rPr>
+              <w:t>匹配查询，目标字段为非数值型，走索引查询</w:t>
+            </w:r>
+          </w:p>
+        </w:tc>
+        <w:tc>
+          <w:tcPr>
+            <w:tcW w:w="2410" w:type="dxa"/>
+          </w:tcPr>
+          <w:p>
+            <w:pPr>
+              <w:jc w:val="left"/>
+              <w:rPr>
+                <w:iCs/>
+                <w:color w:val="000000"/>
+              </w:rPr>
+            </w:pPr>
+          </w:p>
+        </w:tc>
+      </w:tr>
+    </w:tbl>
     <w:p>
       <w:pPr>
         <w:tabs>
           <w:tab w:val="left" w:pos="709"/>
         </w:tabs>
-        <w:rPr>
-          <w:rFonts w:hint="eastAsia"/>
-        </w:rPr>
       </w:pPr>
     </w:p>
     <w:p>
-      <w:pPr>
-        <w:rPr>
-          <w:rFonts w:hint="eastAsia"/>
-        </w:rPr>
-      </w:pPr>
       <w:r>
         <w:rPr>
           <w:rFonts w:hint="eastAsia"/>
@@ -5832,11 +6358,6 @@
       </w:r>
     </w:p>
     <w:p>
-      <w:pPr>
-        <w:rPr>
-          <w:rFonts w:hint="eastAsia"/>
-        </w:rPr>
-      </w:pPr>
       <w:r>
         <w:t>N</w:t>
       </w:r>
@@ -5884,11 +6405,6 @@
       </w:r>
     </w:p>
     <w:p>
-      <w:pPr>
-        <w:rPr>
-          <w:rFonts w:hint="eastAsia"/>
-        </w:rPr>
-      </w:pPr>
       <w:r>
         <w:rPr>
           <w:rFonts w:hint="eastAsia"/>
@@ -5976,7 +6492,6 @@
             <w:pPr>
               <w:jc w:val="center"/>
               <w:rPr>
-                <w:rFonts w:hint="eastAsia"/>
                 <w:iCs/>
                 <w:color w:val="000000"/>
               </w:rPr>
@@ -6067,7 +6582,6 @@
             <w:pPr>
               <w:jc w:val="left"/>
               <w:rPr>
-                <w:rFonts w:hint="eastAsia"/>
                 <w:iCs/>
                 <w:color w:val="000000"/>
               </w:rPr>
@@ -6090,7 +6604,6 @@
             <w:pPr>
               <w:jc w:val="left"/>
               <w:rPr>
-                <w:rFonts w:hint="eastAsia"/>
                 <w:iCs/>
                 <w:color w:val="000000"/>
               </w:rPr>
@@ -6129,7 +6642,6 @@
             <w:pPr>
               <w:jc w:val="left"/>
               <w:rPr>
-                <w:rFonts w:hint="eastAsia"/>
                 <w:iCs/>
                 <w:color w:val="000000"/>
               </w:rPr>
@@ -6162,7 +6674,6 @@
             <w:pPr>
               <w:jc w:val="left"/>
               <w:rPr>
-                <w:rFonts w:hint="eastAsia"/>
                 <w:iCs/>
                 <w:color w:val="000000"/>
               </w:rPr>
@@ -6195,15 +6706,7 @@
                 <w:iCs/>
                 <w:color w:val="000000"/>
               </w:rPr>
-              <w:t>整数</w:t>
-            </w:r>
-            <w:r>
-              <w:rPr>
-                <w:rFonts w:hint="eastAsia"/>
-                <w:iCs/>
-                <w:color w:val="000000"/>
-              </w:rPr>
-              <w:t>（正数、负数）</w:t>
+              <w:t>整数（正数、负数）</w:t>
             </w:r>
           </w:p>
         </w:tc>
@@ -6237,7 +6740,6 @@
             <w:pPr>
               <w:jc w:val="left"/>
               <w:rPr>
-                <w:rFonts w:hint="eastAsia"/>
                 <w:iCs/>
                 <w:color w:val="000000"/>
               </w:rPr>
@@ -6260,7 +6762,6 @@
             <w:pPr>
               <w:jc w:val="left"/>
               <w:rPr>
-                <w:rFonts w:hint="eastAsia"/>
                 <w:iCs/>
                 <w:color w:val="000000"/>
               </w:rPr>
@@ -6307,7 +6808,6 @@
             <w:pPr>
               <w:jc w:val="left"/>
               <w:rPr>
-                <w:rFonts w:hint="eastAsia"/>
                 <w:iCs/>
                 <w:color w:val="000000"/>
               </w:rPr>
@@ -6332,7 +6832,6 @@
             <w:pPr>
               <w:jc w:val="left"/>
               <w:rPr>
-                <w:rFonts w:hint="eastAsia"/>
                 <w:iCs/>
                 <w:color w:val="000000"/>
               </w:rPr>
@@ -6421,7 +6920,6 @@
             <w:pPr>
               <w:jc w:val="left"/>
               <w:rPr>
-                <w:rFonts w:hint="eastAsia"/>
                 <w:iCs/>
                 <w:color w:val="000000"/>
               </w:rPr>
@@ -6575,14 +7073,12 @@
         <w:tabs>
           <w:tab w:val="left" w:pos="709"/>
         </w:tabs>
+      </w:pPr>
+      <w:r>
         <w:rPr>
           <w:rFonts w:hint="eastAsia"/>
         </w:rPr>
-      </w:pPr>
-      <w:r>
-        <w:rPr>
-          <w:rFonts w:hint="eastAsia"/>
-        </w:rPr>
+        <w:lastRenderedPageBreak/>
         <w:t>正交后测试点：</w:t>
       </w:r>
     </w:p>
@@ -6813,7 +7309,6 @@
             <w:pPr>
               <w:jc w:val="left"/>
               <w:rPr>
-                <w:rFonts w:hint="eastAsia"/>
                 <w:iCs/>
                 <w:color w:val="000000"/>
               </w:rPr>
@@ -6852,15 +7347,7 @@
                 <w:iCs/>
                 <w:color w:val="000000"/>
               </w:rPr>
-              <w:t>匹配查询，</w:t>
-            </w:r>
-            <w:r>
-              <w:rPr>
-                <w:rFonts w:hint="eastAsia"/>
-                <w:iCs/>
-                <w:color w:val="000000"/>
-              </w:rPr>
-              <w:t>除数</w:t>
+              <w:t>匹配查询，除数</w:t>
             </w:r>
             <w:r>
               <w:rPr>
@@ -6903,7 +7390,6 @@
           <w:p>
             <w:pPr>
               <w:rPr>
-                <w:rFonts w:hint="eastAsia"/>
                 <w:iCs/>
                 <w:color w:val="000000"/>
               </w:rPr>
@@ -7026,7 +7512,6 @@
             <w:pPr>
               <w:jc w:val="left"/>
               <w:rPr>
-                <w:rFonts w:hint="eastAsia"/>
                 <w:iCs/>
                 <w:color w:val="000000"/>
               </w:rPr>
@@ -7141,7 +7626,6 @@
             <w:pPr>
               <w:jc w:val="left"/>
               <w:rPr>
-                <w:rFonts w:hint="eastAsia"/>
                 <w:iCs/>
                 <w:color w:val="000000"/>
               </w:rPr>
@@ -7180,15 +7664,7 @@
                 <w:iCs/>
                 <w:color w:val="000000"/>
               </w:rPr>
-              <w:t>匹配查询，</w:t>
-            </w:r>
-            <w:r>
-              <w:rPr>
-                <w:rFonts w:hint="eastAsia"/>
-                <w:iCs/>
-                <w:color w:val="000000"/>
-              </w:rPr>
-              <w:t>除数为</w:t>
+              <w:t>匹配查询，除数为</w:t>
             </w:r>
             <w:r>
               <w:rPr>
@@ -7248,7 +7724,6 @@
             <w:pPr>
               <w:jc w:val="left"/>
               <w:rPr>
-                <w:rFonts w:hint="eastAsia"/>
                 <w:iCs/>
                 <w:color w:val="000000"/>
               </w:rPr>
@@ -7287,15 +7762,7 @@
                 <w:iCs/>
                 <w:color w:val="000000"/>
               </w:rPr>
-              <w:t>匹配查询，</w:t>
-            </w:r>
-            <w:r>
-              <w:rPr>
-                <w:rFonts w:hint="eastAsia"/>
-                <w:iCs/>
-                <w:color w:val="000000"/>
-              </w:rPr>
-              <w:t>除数为数组，且数组元素数值型（如</w:t>
+              <w:t>匹配查询，除数为数组，且数组元素数值型（如</w:t>
             </w:r>
             <w:r>
               <w:rPr>
@@ -7339,7 +7806,6 @@
             <w:pPr>
               <w:jc w:val="left"/>
               <w:rPr>
-                <w:rFonts w:hint="eastAsia"/>
                 <w:iCs/>
                 <w:color w:val="000000"/>
               </w:rPr>
@@ -7378,15 +7844,7 @@
                 <w:iCs/>
                 <w:color w:val="000000"/>
               </w:rPr>
-              <w:t>匹配查询，</w:t>
-            </w:r>
-            <w:r>
-              <w:rPr>
-                <w:rFonts w:hint="eastAsia"/>
-                <w:iCs/>
-                <w:color w:val="000000"/>
-              </w:rPr>
-              <w:t>除数和被除数符号相</w:t>
+              <w:t>匹配查询，除数和被除数符号相</w:t>
             </w:r>
             <w:r>
               <w:rPr>
@@ -7462,7 +7920,6 @@
             <w:pPr>
               <w:jc w:val="left"/>
               <w:rPr>
-                <w:rFonts w:hint="eastAsia"/>
                 <w:iCs/>
                 <w:color w:val="000000"/>
               </w:rPr>
@@ -7501,15 +7958,7 @@
                 <w:iCs/>
                 <w:color w:val="000000"/>
               </w:rPr>
-              <w:t>匹配查询，</w:t>
-            </w:r>
-            <w:r>
-              <w:rPr>
-                <w:rFonts w:hint="eastAsia"/>
-                <w:iCs/>
-                <w:color w:val="000000"/>
-              </w:rPr>
-              <w:t>除数和被除数符号不同</w:t>
+              <w:t>匹配查询，除数和被除数符号不同</w:t>
             </w:r>
           </w:p>
         </w:tc>
@@ -7521,7 +7970,6 @@
             <w:pPr>
               <w:jc w:val="left"/>
               <w:rPr>
-                <w:rFonts w:hint="eastAsia"/>
                 <w:iCs/>
                 <w:color w:val="000000"/>
               </w:rPr>
@@ -7606,15 +8054,7 @@
                 <w:iCs/>
                 <w:color w:val="000000"/>
               </w:rPr>
-              <w:t>匹配查询，</w:t>
-            </w:r>
-            <w:r>
-              <w:rPr>
-                <w:rFonts w:hint="eastAsia"/>
-                <w:iCs/>
-                <w:color w:val="000000"/>
-              </w:rPr>
-              <w:t>除数为</w:t>
+              <w:t>匹配查询，除数为</w:t>
             </w:r>
             <w:r>
               <w:rPr>
@@ -7660,7 +8100,6 @@
                 <w:iCs/>
                 <w:color w:val="000000"/>
               </w:rPr>
-              <w:lastRenderedPageBreak/>
               <w:t>使用</w:t>
             </w:r>
             <w:r>
@@ -7689,15 +8128,7 @@
                 <w:iCs/>
                 <w:color w:val="000000"/>
               </w:rPr>
-              <w:t>匹配查询，</w:t>
-            </w:r>
-            <w:r>
-              <w:rPr>
-                <w:rFonts w:hint="eastAsia"/>
-                <w:iCs/>
-                <w:color w:val="000000"/>
-              </w:rPr>
-              <w:t>被除数为</w:t>
+              <w:t>匹配查询，被除数为</w:t>
             </w:r>
             <w:r>
               <w:rPr>
@@ -7736,7 +8167,6 @@
               </w:tabs>
               <w:jc w:val="left"/>
               <w:rPr>
-                <w:rFonts w:hint="eastAsia"/>
                 <w:iCs/>
                 <w:color w:val="000000"/>
               </w:rPr>
@@ -7775,15 +8205,7 @@
                 <w:iCs/>
                 <w:color w:val="000000"/>
               </w:rPr>
-              <w:t>匹配查询，</w:t>
-            </w:r>
-            <w:r>
-              <w:rPr>
-                <w:rFonts w:hint="eastAsia"/>
-                <w:iCs/>
-                <w:color w:val="000000"/>
-              </w:rPr>
-              <w:t>被除数为小于</w:t>
+              <w:t>匹配查询，被除数为小于</w:t>
             </w:r>
             <w:r>
               <w:rPr>
@@ -7888,15 +8310,7 @@
                 <w:iCs/>
                 <w:color w:val="000000"/>
               </w:rPr>
-              <w:t>匹配查询，</w:t>
-            </w:r>
-            <w:r>
-              <w:rPr>
-                <w:rFonts w:hint="eastAsia"/>
-                <w:iCs/>
-                <w:color w:val="000000"/>
-              </w:rPr>
-              <w:t>余数为</w:t>
+              <w:t>匹配查询，余数为</w:t>
             </w:r>
             <w:r>
               <w:rPr>
@@ -7932,7 +8346,6 @@
             <w:pPr>
               <w:jc w:val="left"/>
               <w:rPr>
-                <w:rFonts w:hint="eastAsia"/>
                 <w:iCs/>
                 <w:color w:val="000000"/>
               </w:rPr>
@@ -7971,15 +8384,7 @@
                 <w:iCs/>
                 <w:color w:val="000000"/>
               </w:rPr>
-              <w:t>匹配查询，</w:t>
-            </w:r>
-            <w:r>
-              <w:rPr>
-                <w:rFonts w:hint="eastAsia"/>
-                <w:iCs/>
-                <w:color w:val="000000"/>
-              </w:rPr>
-              <w:t>除数为其他类型数据（如</w:t>
+              <w:t>匹配查询，除数为其他类型数据（如</w:t>
             </w:r>
             <w:r>
               <w:rPr>
@@ -8015,52 +8420,36 @@
         </w:tc>
       </w:tr>
     </w:tbl>
+    <w:p/>
     <w:p>
-      <w:pPr>
+      <w:r>
         <w:rPr>
           <w:rFonts w:hint="eastAsia"/>
-        </w:rPr>
-      </w:pPr>
+          <w:b/>
+        </w:rPr>
+        <w:t>$in/</w:t>
+      </w:r>
+      <w:r>
+        <w:rPr>
+          <w:rFonts w:hint="eastAsia"/>
+          <w:b/>
+        </w:rPr>
+        <w:t>$nin/$ all</w:t>
+      </w:r>
+      <w:r>
+        <w:rPr>
+          <w:rFonts w:hint="eastAsia"/>
+        </w:rPr>
+        <w:t>匹配符：</w:t>
+      </w:r>
+      <w:r>
+        <w:rPr>
+          <w:rFonts w:hint="eastAsia"/>
+        </w:rPr>
+        <w:t xml:space="preserve"> </w:t>
+      </w:r>
     </w:p>
     <w:p>
-      <w:pPr>
-        <w:rPr>
-          <w:rFonts w:hint="eastAsia"/>
-        </w:rPr>
-      </w:pPr>
-      <w:r>
-        <w:rPr>
-          <w:rFonts w:hint="eastAsia"/>
-          <w:b/>
-        </w:rPr>
-        <w:t>$in/</w:t>
-      </w:r>
-      <w:r>
-        <w:rPr>
-          <w:rFonts w:hint="eastAsia"/>
-          <w:b/>
-        </w:rPr>
-        <w:t>$nin/$ all</w:t>
-      </w:r>
-      <w:r>
-        <w:rPr>
-          <w:rFonts w:hint="eastAsia"/>
-        </w:rPr>
-        <w:t>匹配符：</w:t>
-      </w:r>
-      <w:r>
-        <w:rPr>
-          <w:rFonts w:hint="eastAsia"/>
-        </w:rPr>
-        <w:t xml:space="preserve"> </w:t>
-      </w:r>
-    </w:p>
-    <w:p>
-      <w:pPr>
-        <w:rPr>
-          <w:rFonts w:hint="eastAsia"/>
-        </w:rPr>
-      </w:pPr>
       <w:r>
         <w:t>选择集合中</w:t>
       </w:r>
@@ -8218,7 +8607,6 @@
             <w:pPr>
               <w:jc w:val="center"/>
               <w:rPr>
-                <w:rFonts w:hint="eastAsia"/>
                 <w:iCs/>
                 <w:color w:val="000000"/>
               </w:rPr>
@@ -8391,7 +8779,6 @@
             <w:pPr>
               <w:jc w:val="left"/>
               <w:rPr>
-                <w:rFonts w:hint="eastAsia"/>
                 <w:iCs/>
                 <w:color w:val="000000"/>
               </w:rPr>
@@ -8408,7 +8795,6 @@
             <w:pPr>
               <w:jc w:val="left"/>
               <w:rPr>
-                <w:rFonts w:hint="eastAsia"/>
                 <w:iCs/>
                 <w:color w:val="000000"/>
               </w:rPr>
@@ -8446,7 +8832,6 @@
             <w:pPr>
               <w:jc w:val="left"/>
               <w:rPr>
-                <w:rFonts w:hint="eastAsia"/>
                 <w:iCs/>
                 <w:color w:val="000000"/>
               </w:rPr>
@@ -8477,7 +8862,6 @@
             <w:pPr>
               <w:jc w:val="left"/>
               <w:rPr>
-                <w:rFonts w:hint="eastAsia"/>
                 <w:iCs/>
                 <w:color w:val="000000"/>
               </w:rPr>
@@ -8508,7 +8892,6 @@
             <w:pPr>
               <w:jc w:val="left"/>
               <w:rPr>
-                <w:rFonts w:hint="eastAsia"/>
                 <w:iCs/>
                 <w:color w:val="000000"/>
               </w:rPr>
@@ -8526,49 +8909,33 @@
       </w:tr>
     </w:tbl>
     <w:p>
-      <w:pPr>
+      <w:r>
         <w:rPr>
           <w:rFonts w:hint="eastAsia"/>
         </w:rPr>
-      </w:pPr>
+        <w:t>给定</w:t>
+      </w:r>
       <w:r>
         <w:rPr>
           <w:rFonts w:hint="eastAsia"/>
         </w:rPr>
-        <w:t>给定</w:t>
+        <w:t>数组</w:t>
       </w:r>
       <w:r>
         <w:rPr>
           <w:rFonts w:hint="eastAsia"/>
         </w:rPr>
-        <w:t>数组</w:t>
+        <w:t>可以考虑</w:t>
       </w:r>
       <w:r>
         <w:rPr>
           <w:rFonts w:hint="eastAsia"/>
         </w:rPr>
-        <w:t>可以考虑</w:t>
-      </w:r>
-      <w:r>
-        <w:rPr>
-          <w:rFonts w:hint="eastAsia"/>
-        </w:rPr>
         <w:t>类型混合的情况</w:t>
       </w:r>
     </w:p>
+    <w:p/>
     <w:p>
-      <w:pPr>
-        <w:rPr>
-          <w:rFonts w:hint="eastAsia"/>
-        </w:rPr>
-      </w:pPr>
-    </w:p>
-    <w:p>
-      <w:pPr>
-        <w:rPr>
-          <w:rFonts w:hint="eastAsia"/>
-        </w:rPr>
-      </w:pPr>
       <w:r>
         <w:rPr>
           <w:rFonts w:hint="eastAsia"/>
@@ -8659,7 +9026,6 @@
             <w:pPr>
               <w:jc w:val="center"/>
               <w:rPr>
-                <w:rFonts w:hint="eastAsia"/>
                 <w:iCs/>
                 <w:color w:val="000000"/>
               </w:rPr>
@@ -8750,7 +9116,6 @@
             <w:pPr>
               <w:jc w:val="left"/>
               <w:rPr>
-                <w:rFonts w:hint="eastAsia"/>
                 <w:iCs/>
                 <w:color w:val="000000"/>
               </w:rPr>
@@ -8767,7 +9132,6 @@
             <w:pPr>
               <w:jc w:val="left"/>
               <w:rPr>
-                <w:rFonts w:hint="eastAsia"/>
                 <w:iCs/>
                 <w:color w:val="000000"/>
               </w:rPr>
@@ -8805,7 +9169,6 @@
             <w:pPr>
               <w:jc w:val="left"/>
               <w:rPr>
-                <w:rFonts w:hint="eastAsia"/>
                 <w:iCs/>
                 <w:color w:val="000000"/>
               </w:rPr>
@@ -8836,7 +9199,6 @@
             <w:pPr>
               <w:jc w:val="left"/>
               <w:rPr>
-                <w:rFonts w:hint="eastAsia"/>
                 <w:iCs/>
                 <w:color w:val="000000"/>
               </w:rPr>
@@ -8867,7 +9229,6 @@
             <w:pPr>
               <w:jc w:val="left"/>
               <w:rPr>
-                <w:rFonts w:hint="eastAsia"/>
                 <w:iCs/>
                 <w:color w:val="000000"/>
               </w:rPr>
@@ -8885,89 +9246,68 @@
       </w:tr>
     </w:tbl>
     <w:p>
-      <w:pPr>
+      <w:r>
         <w:rPr>
           <w:rFonts w:hint="eastAsia"/>
         </w:rPr>
-      </w:pPr>
+        <w:t>$</w:t>
+      </w:r>
+      <w:commentRangeStart w:id="22"/>
       <w:r>
         <w:rPr>
           <w:rFonts w:hint="eastAsia"/>
         </w:rPr>
-        <w:t>$</w:t>
-      </w:r>
-      <w:commentRangeStart w:id="22"/>
+        <w:t>and</w:t>
+      </w:r>
+      <w:commentRangeEnd w:id="22"/>
+      <w:r>
+        <w:rPr>
+          <w:rStyle w:val="CommentReference"/>
+        </w:rPr>
+        <w:commentReference w:id="22"/>
+      </w:r>
       <w:r>
         <w:rPr>
           <w:rFonts w:hint="eastAsia"/>
         </w:rPr>
-        <w:t>and</w:t>
-      </w:r>
-      <w:commentRangeEnd w:id="22"/>
-      <w:r>
-        <w:rPr>
-          <w:rStyle w:val="CommentReference"/>
-        </w:rPr>
-        <w:commentReference w:id="22"/>
+        <w:t>嵌套</w:t>
       </w:r>
       <w:r>
         <w:rPr>
           <w:rFonts w:hint="eastAsia"/>
         </w:rPr>
-        <w:t>嵌套</w:t>
+        <w:t>n</w:t>
       </w:r>
       <w:r>
         <w:rPr>
           <w:rFonts w:hint="eastAsia"/>
         </w:rPr>
-        <w:t>n</w:t>
-      </w:r>
+        <w:t>层，跟其他匹配符嵌套使用</w:t>
+      </w:r>
+    </w:p>
+    <w:p/>
+    <w:p>
       <w:r>
         <w:rPr>
           <w:rFonts w:hint="eastAsia"/>
-        </w:rPr>
-        <w:t>层，跟其他匹配符嵌套使用</w:t>
+          <w:b/>
+        </w:rPr>
+        <w:t>$isnull</w:t>
+      </w:r>
+      <w:r>
+        <w:rPr>
+          <w:rFonts w:hint="eastAsia"/>
+        </w:rPr>
+        <w:t>匹配符：</w:t>
+      </w:r>
+      <w:r>
+        <w:rPr>
+          <w:rFonts w:hint="eastAsia"/>
+        </w:rPr>
+        <w:t xml:space="preserve"> </w:t>
       </w:r>
     </w:p>
     <w:p>
-      <w:pPr>
-        <w:rPr>
-          <w:rFonts w:hint="eastAsia"/>
-        </w:rPr>
-      </w:pPr>
-    </w:p>
-    <w:p>
-      <w:pPr>
-        <w:rPr>
-          <w:rFonts w:hint="eastAsia"/>
-        </w:rPr>
-      </w:pPr>
-      <w:r>
-        <w:rPr>
-          <w:rFonts w:hint="eastAsia"/>
-          <w:b/>
-        </w:rPr>
-        <w:t>$isnull</w:t>
-      </w:r>
-      <w:r>
-        <w:rPr>
-          <w:rFonts w:hint="eastAsia"/>
-        </w:rPr>
-        <w:t>匹配符：</w:t>
-      </w:r>
-      <w:r>
-        <w:rPr>
-          <w:rFonts w:hint="eastAsia"/>
-        </w:rPr>
-        <w:t xml:space="preserve"> </w:t>
-      </w:r>
-    </w:p>
-    <w:p>
-      <w:pPr>
-        <w:rPr>
-          <w:rFonts w:hint="eastAsia"/>
-        </w:rPr>
-      </w:pPr>
       <w:r>
         <w:t>选择集合中指定的</w:t>
       </w:r>
@@ -9105,6 +9445,7 @@
                 <w:iCs/>
                 <w:color w:val="000000"/>
               </w:rPr>
+              <w:lastRenderedPageBreak/>
               <w:t>测</w:t>
             </w:r>
             <w:r>
@@ -9174,6 +9515,7 @@
                 <w:iCs/>
                 <w:color w:val="000000"/>
               </w:rPr>
+              <w:lastRenderedPageBreak/>
               <w:t>因子值</w:t>
             </w:r>
             <w:r>
@@ -9235,6 +9577,7 @@
                 <w:iCs/>
                 <w:color w:val="000000"/>
               </w:rPr>
+              <w:lastRenderedPageBreak/>
               <w:t>数据类型</w:t>
             </w:r>
           </w:p>
@@ -9301,7 +9644,6 @@
             <w:pPr>
               <w:jc w:val="left"/>
               <w:rPr>
-                <w:rFonts w:hint="eastAsia"/>
                 <w:iCs/>
                 <w:color w:val="000000"/>
               </w:rPr>
@@ -9324,7 +9666,6 @@
             <w:pPr>
               <w:jc w:val="left"/>
               <w:rPr>
-                <w:rFonts w:hint="eastAsia"/>
                 <w:iCs/>
                 <w:color w:val="000000"/>
               </w:rPr>
@@ -9363,7 +9704,6 @@
             <w:pPr>
               <w:jc w:val="left"/>
               <w:rPr>
-                <w:rFonts w:hint="eastAsia"/>
                 <w:iCs/>
                 <w:color w:val="000000"/>
               </w:rPr>
@@ -9404,7 +9744,6 @@
             <w:pPr>
               <w:jc w:val="left"/>
               <w:rPr>
-                <w:rFonts w:hint="eastAsia"/>
                 <w:iCs/>
                 <w:color w:val="000000"/>
               </w:rPr>
@@ -9435,7 +9774,6 @@
             <w:pPr>
               <w:jc w:val="left"/>
               <w:rPr>
-                <w:rFonts w:hint="eastAsia"/>
                 <w:iCs/>
                 <w:color w:val="000000"/>
               </w:rPr>
@@ -9458,7 +9796,6 @@
             <w:pPr>
               <w:jc w:val="left"/>
               <w:rPr>
-                <w:rFonts w:hint="eastAsia"/>
                 <w:iCs/>
                 <w:color w:val="000000"/>
               </w:rPr>
@@ -9548,9 +9885,6 @@
         <w:tabs>
           <w:tab w:val="left" w:pos="714"/>
         </w:tabs>
-        <w:rPr>
-          <w:rFonts w:hint="eastAsia"/>
-        </w:rPr>
       </w:pPr>
       <w:r>
         <w:rPr>
@@ -9633,7 +9967,6 @@
             <w:pPr>
               <w:jc w:val="left"/>
               <w:rPr>
-                <w:rFonts w:hint="eastAsia"/>
                 <w:iCs/>
                 <w:color w:val="000000"/>
               </w:rPr>
@@ -9688,7 +10021,6 @@
             <w:pPr>
               <w:jc w:val="left"/>
               <w:rPr>
-                <w:rFonts w:hint="eastAsia"/>
                 <w:iCs/>
                 <w:color w:val="000000"/>
               </w:rPr>
@@ -9729,7 +10061,6 @@
             <w:pPr>
               <w:jc w:val="left"/>
               <w:rPr>
-                <w:rFonts w:hint="eastAsia"/>
                 <w:iCs/>
                 <w:color w:val="000000"/>
               </w:rPr>
@@ -9784,7 +10115,6 @@
             <w:pPr>
               <w:jc w:val="left"/>
               <w:rPr>
-                <w:rFonts w:hint="eastAsia"/>
                 <w:iCs/>
                 <w:color w:val="000000"/>
               </w:rPr>
@@ -9825,7 +10155,6 @@
             <w:pPr>
               <w:jc w:val="left"/>
               <w:rPr>
-                <w:rFonts w:hint="eastAsia"/>
                 <w:iCs/>
                 <w:color w:val="000000"/>
               </w:rPr>
@@ -9880,7 +10209,6 @@
             <w:pPr>
               <w:jc w:val="left"/>
               <w:rPr>
-                <w:rFonts w:hint="eastAsia"/>
                 <w:iCs/>
                 <w:color w:val="000000"/>
               </w:rPr>
@@ -9921,7 +10249,6 @@
             <w:pPr>
               <w:jc w:val="left"/>
               <w:rPr>
-                <w:rFonts w:hint="eastAsia"/>
                 <w:iCs/>
                 <w:color w:val="000000"/>
               </w:rPr>
@@ -9976,7 +10303,6 @@
             <w:pPr>
               <w:jc w:val="left"/>
               <w:rPr>
-                <w:rFonts w:hint="eastAsia"/>
                 <w:iCs/>
                 <w:color w:val="000000"/>
               </w:rPr>
@@ -10017,7 +10343,6 @@
             <w:pPr>
               <w:jc w:val="left"/>
               <w:rPr>
-                <w:rFonts w:hint="eastAsia"/>
                 <w:iCs/>
                 <w:color w:val="000000"/>
               </w:rPr>
@@ -10056,7 +10381,6 @@
             <w:pPr>
               <w:jc w:val="left"/>
               <w:rPr>
-                <w:rFonts w:hint="eastAsia"/>
                 <w:iCs/>
                 <w:color w:val="000000"/>
               </w:rPr>
@@ -10097,7 +10421,6 @@
             <w:pPr>
               <w:jc w:val="left"/>
               <w:rPr>
-                <w:rFonts w:hint="eastAsia"/>
                 <w:iCs/>
                 <w:color w:val="000000"/>
               </w:rPr>
@@ -10168,7 +10491,6 @@
             <w:pPr>
               <w:jc w:val="left"/>
               <w:rPr>
-                <w:rFonts w:hint="eastAsia"/>
                 <w:iCs/>
                 <w:color w:val="000000"/>
               </w:rPr>
@@ -10209,7 +10531,6 @@
             <w:pPr>
               <w:jc w:val="left"/>
               <w:rPr>
-                <w:rFonts w:hint="eastAsia"/>
                 <w:iCs/>
                 <w:color w:val="000000"/>
               </w:rPr>
@@ -10264,7 +10585,6 @@
             <w:pPr>
               <w:jc w:val="left"/>
               <w:rPr>
-                <w:rFonts w:hint="eastAsia"/>
                 <w:iCs/>
                 <w:color w:val="000000"/>
               </w:rPr>
@@ -10305,7 +10625,6 @@
             <w:pPr>
               <w:jc w:val="left"/>
               <w:rPr>
-                <w:rFonts w:hint="eastAsia"/>
                 <w:iCs/>
                 <w:color w:val="000000"/>
               </w:rPr>
@@ -10348,16 +10667,7 @@
                 <w:iCs/>
                 <w:color w:val="000000"/>
               </w:rPr>
-              <w:t>，不走索引查</w:t>
-            </w:r>
-            <w:r>
-              <w:rPr>
-                <w:rFonts w:hint="eastAsia"/>
-                <w:iCs/>
-                <w:color w:val="000000"/>
-              </w:rPr>
-              <w:lastRenderedPageBreak/>
-              <w:t>询</w:t>
+              <w:t>，不走索引查询</w:t>
             </w:r>
           </w:p>
         </w:tc>
@@ -10369,18 +10679,16 @@
             <w:pPr>
               <w:jc w:val="left"/>
               <w:rPr>
-                <w:rFonts w:hint="eastAsia"/>
-                <w:iCs/>
-                <w:color w:val="000000"/>
-              </w:rPr>
-            </w:pPr>
-            <w:r>
-              <w:rPr>
-                <w:rFonts w:hint="eastAsia"/>
-                <w:iCs/>
-                <w:color w:val="000000"/>
-              </w:rPr>
-              <w:lastRenderedPageBreak/>
+                <w:iCs/>
+                <w:color w:val="000000"/>
+              </w:rPr>
+            </w:pPr>
+            <w:r>
+              <w:rPr>
+                <w:rFonts w:hint="eastAsia"/>
+                <w:iCs/>
+                <w:color w:val="000000"/>
+              </w:rPr>
               <w:t>返回</w:t>
             </w:r>
             <w:r>
@@ -10411,18 +10719,16 @@
             <w:pPr>
               <w:jc w:val="left"/>
               <w:rPr>
-                <w:rFonts w:hint="eastAsia"/>
-                <w:iCs/>
-                <w:color w:val="000000"/>
-              </w:rPr>
-            </w:pPr>
-            <w:r>
-              <w:rPr>
-                <w:rFonts w:hint="eastAsia"/>
-                <w:iCs/>
-                <w:color w:val="000000"/>
-              </w:rPr>
-              <w:lastRenderedPageBreak/>
+                <w:iCs/>
+                <w:color w:val="000000"/>
+              </w:rPr>
+            </w:pPr>
+            <w:r>
+              <w:rPr>
+                <w:rFonts w:hint="eastAsia"/>
+                <w:iCs/>
+                <w:color w:val="000000"/>
+              </w:rPr>
               <w:t>使用</w:t>
             </w:r>
             <w:r>
@@ -10467,7 +10773,6 @@
             <w:pPr>
               <w:jc w:val="left"/>
               <w:rPr>
-                <w:rFonts w:hint="eastAsia"/>
                 <w:iCs/>
                 <w:color w:val="000000"/>
               </w:rPr>
@@ -10508,7 +10813,6 @@
             <w:pPr>
               <w:jc w:val="left"/>
               <w:rPr>
-                <w:rFonts w:hint="eastAsia"/>
                 <w:iCs/>
                 <w:color w:val="000000"/>
               </w:rPr>
@@ -10547,7 +10851,6 @@
             <w:pPr>
               <w:jc w:val="left"/>
               <w:rPr>
-                <w:rFonts w:hint="eastAsia"/>
                 <w:iCs/>
                 <w:color w:val="000000"/>
               </w:rPr>
@@ -10588,11 +10891,6 @@
       </w:pPr>
     </w:p>
     <w:p>
-      <w:pPr>
-        <w:rPr>
-          <w:rFonts w:hint="eastAsia"/>
-        </w:rPr>
-      </w:pPr>
       <w:r>
         <w:rPr>
           <w:rFonts w:hint="eastAsia"/>
@@ -11011,9 +11309,6 @@
         <w:tabs>
           <w:tab w:val="left" w:pos="714"/>
         </w:tabs>
-        <w:rPr>
-          <w:rFonts w:hint="eastAsia"/>
-        </w:rPr>
       </w:pPr>
       <w:r>
         <w:rPr>
@@ -11096,7 +11391,6 @@
             <w:pPr>
               <w:jc w:val="left"/>
               <w:rPr>
-                <w:rFonts w:hint="eastAsia"/>
                 <w:iCs/>
                 <w:color w:val="000000"/>
               </w:rPr>
@@ -11183,7 +11477,6 @@
             <w:pPr>
               <w:jc w:val="left"/>
               <w:rPr>
-                <w:rFonts w:hint="eastAsia"/>
                 <w:iCs/>
                 <w:color w:val="000000"/>
               </w:rPr>
@@ -11248,7 +11541,6 @@
             <w:pPr>
               <w:jc w:val="left"/>
               <w:rPr>
-                <w:rFonts w:hint="eastAsia"/>
                 <w:iCs/>
                 <w:color w:val="000000"/>
               </w:rPr>
@@ -11267,31 +11559,15 @@
                 <w:iCs/>
                 <w:color w:val="000000"/>
               </w:rPr>
-              <w:t>$</w:t>
-            </w:r>
-            <w:r>
-              <w:rPr>
-                <w:rFonts w:hint="eastAsia"/>
-                <w:iCs/>
-                <w:color w:val="000000"/>
-              </w:rPr>
-              <w:t>type</w:t>
-            </w:r>
-            <w:r>
-              <w:rPr>
-                <w:rFonts w:hint="eastAsia"/>
-                <w:iCs/>
-                <w:color w:val="000000"/>
-              </w:rPr>
-              <w:t>匹配查询，</w:t>
-            </w:r>
-            <w:r>
-              <w:rPr>
-                <w:rFonts w:hint="eastAsia"/>
-                <w:iCs/>
-                <w:color w:val="000000"/>
-              </w:rPr>
-              <w:t>目标字段覆盖所有数据类型，</w:t>
+              <w:t>$type</w:t>
+            </w:r>
+            <w:r>
+              <w:rPr>
+                <w:rFonts w:hint="eastAsia"/>
+                <w:iCs/>
+                <w:color w:val="000000"/>
+              </w:rPr>
+              <w:t>匹配查询，目标字段覆盖所有数据类型，</w:t>
             </w:r>
             <w:r>
               <w:rPr>
@@ -11319,7 +11595,6 @@
             <w:pPr>
               <w:jc w:val="left"/>
               <w:rPr>
-                <w:rFonts w:hint="eastAsia"/>
                 <w:iCs/>
                 <w:color w:val="000000"/>
               </w:rPr>
@@ -11336,7 +11611,6 @@
             <w:pPr>
               <w:jc w:val="left"/>
               <w:rPr>
-                <w:rFonts w:hint="eastAsia"/>
                 <w:iCs/>
                 <w:color w:val="000000"/>
               </w:rPr>
@@ -11355,15 +11629,7 @@
                 <w:iCs/>
                 <w:color w:val="000000"/>
               </w:rPr>
-              <w:t>$</w:t>
-            </w:r>
-            <w:r>
-              <w:rPr>
-                <w:rFonts w:hint="eastAsia"/>
-                <w:iCs/>
-                <w:color w:val="000000"/>
-              </w:rPr>
-              <w:t>type</w:t>
+              <w:t>$type</w:t>
             </w:r>
             <w:r>
               <w:rPr>
@@ -11399,7 +11665,6 @@
             <w:pPr>
               <w:jc w:val="left"/>
               <w:rPr>
-                <w:rFonts w:hint="eastAsia"/>
                 <w:iCs/>
                 <w:color w:val="000000"/>
               </w:rPr>
@@ -11408,19 +11673,8 @@
         </w:tc>
       </w:tr>
     </w:tbl>
+    <w:p/>
     <w:p>
-      <w:pPr>
-        <w:rPr>
-          <w:rFonts w:hint="eastAsia"/>
-        </w:rPr>
-      </w:pPr>
-    </w:p>
-    <w:p>
-      <w:pPr>
-        <w:rPr>
-          <w:rFonts w:hint="eastAsia"/>
-        </w:rPr>
-      </w:pPr>
       <w:r>
         <w:rPr>
           <w:rFonts w:hint="eastAsia"/>
@@ -11801,9 +12055,6 @@
         <w:tabs>
           <w:tab w:val="left" w:pos="714"/>
         </w:tabs>
-        <w:rPr>
-          <w:rFonts w:hint="eastAsia"/>
-        </w:rPr>
       </w:pPr>
       <w:r>
         <w:rPr>
@@ -11886,17 +12137,17 @@
             <w:pPr>
               <w:jc w:val="left"/>
               <w:rPr>
-                <w:rFonts w:hint="eastAsia"/>
-                <w:iCs/>
-                <w:color w:val="000000"/>
-              </w:rPr>
-            </w:pPr>
-            <w:r>
-              <w:rPr>
-                <w:rFonts w:hint="eastAsia"/>
-                <w:iCs/>
-                <w:color w:val="000000"/>
-              </w:rPr>
+                <w:iCs/>
+                <w:color w:val="000000"/>
+              </w:rPr>
+            </w:pPr>
+            <w:r>
+              <w:rPr>
+                <w:rFonts w:hint="eastAsia"/>
+                <w:iCs/>
+                <w:color w:val="000000"/>
+              </w:rPr>
+              <w:lastRenderedPageBreak/>
               <w:t>使用</w:t>
             </w:r>
             <w:r>
@@ -11925,7 +12176,6 @@
             <w:pPr>
               <w:jc w:val="left"/>
               <w:rPr>
-                <w:rFonts w:hint="eastAsia"/>
                 <w:iCs/>
                 <w:color w:val="000000"/>
               </w:rPr>
@@ -11942,7 +12192,6 @@
             <w:pPr>
               <w:jc w:val="left"/>
               <w:rPr>
-                <w:rFonts w:hint="eastAsia"/>
                 <w:iCs/>
                 <w:color w:val="000000"/>
               </w:rPr>
@@ -11981,7 +12230,6 @@
             <w:pPr>
               <w:jc w:val="left"/>
               <w:rPr>
-                <w:rFonts w:hint="eastAsia"/>
                 <w:iCs/>
                 <w:color w:val="000000"/>
               </w:rPr>
@@ -11998,7 +12246,6 @@
             <w:pPr>
               <w:jc w:val="left"/>
               <w:rPr>
-                <w:rFonts w:hint="eastAsia"/>
                 <w:iCs/>
                 <w:color w:val="000000"/>
               </w:rPr>
@@ -12037,7 +12284,6 @@
             <w:pPr>
               <w:jc w:val="left"/>
               <w:rPr>
-                <w:rFonts w:hint="eastAsia"/>
                 <w:iCs/>
                 <w:color w:val="000000"/>
               </w:rPr>
@@ -12046,19 +12292,8 @@
         </w:tc>
       </w:tr>
     </w:tbl>
+    <w:p/>
     <w:p>
-      <w:pPr>
-        <w:rPr>
-          <w:rFonts w:hint="eastAsia"/>
-        </w:rPr>
-      </w:pPr>
-    </w:p>
-    <w:p>
-      <w:pPr>
-        <w:rPr>
-          <w:rFonts w:hint="eastAsia"/>
-        </w:rPr>
-      </w:pPr>
       <w:r>
         <w:rPr>
           <w:rFonts w:hint="eastAsia"/>
@@ -12434,9 +12669,6 @@
         <w:tabs>
           <w:tab w:val="left" w:pos="714"/>
         </w:tabs>
-        <w:rPr>
-          <w:rFonts w:hint="eastAsia"/>
-        </w:rPr>
       </w:pPr>
       <w:r>
         <w:rPr>
@@ -12519,7 +12751,6 @@
             <w:pPr>
               <w:jc w:val="left"/>
               <w:rPr>
-                <w:rFonts w:hint="eastAsia"/>
                 <w:iCs/>
                 <w:color w:val="000000"/>
               </w:rPr>
@@ -12572,7 +12803,6 @@
             <w:pPr>
               <w:jc w:val="left"/>
               <w:rPr>
-                <w:rFonts w:hint="eastAsia"/>
                 <w:iCs/>
                 <w:color w:val="000000"/>
               </w:rPr>
@@ -12642,7 +12872,6 @@
             <w:pPr>
               <w:jc w:val="left"/>
               <w:rPr>
-                <w:rFonts w:hint="eastAsia"/>
                 <w:iCs/>
                 <w:color w:val="000000"/>
               </w:rPr>
@@ -12744,7 +12973,6 @@
             <w:pPr>
               <w:jc w:val="left"/>
               <w:rPr>
-                <w:rFonts w:hint="eastAsia"/>
                 <w:iCs/>
                 <w:color w:val="000000"/>
               </w:rPr>
@@ -12760,7 +12988,6 @@
           <w:p>
             <w:pPr>
               <w:rPr>
-                <w:rFonts w:hint="eastAsia"/>
                 <w:iCs/>
                 <w:color w:val="000000"/>
               </w:rPr>
@@ -12841,16 +13068,7 @@
                 <w:iCs/>
                 <w:color w:val="000000"/>
               </w:rPr>
-              <w:t>，走</w:t>
-            </w:r>
-            <w:r>
-              <w:rPr>
-                <w:rFonts w:hint="eastAsia"/>
-                <w:iCs/>
-                <w:color w:val="000000"/>
-              </w:rPr>
-              <w:lastRenderedPageBreak/>
-              <w:t>索引查询</w:t>
+              <w:t>，走索引查询</w:t>
             </w:r>
           </w:p>
         </w:tc>
@@ -12862,7 +13080,6 @@
             <w:pPr>
               <w:jc w:val="left"/>
               <w:rPr>
-                <w:rFonts w:hint="eastAsia"/>
                 <w:iCs/>
                 <w:color w:val="000000"/>
               </w:rPr>
@@ -12871,17 +13088,10 @@
         </w:tc>
       </w:tr>
     </w:tbl>
+    <w:p/>
     <w:p>
       <w:pPr>
         <w:rPr>
-          <w:rFonts w:hint="eastAsia"/>
-        </w:rPr>
-      </w:pPr>
-    </w:p>
-    <w:p>
-      <w:pPr>
-        <w:rPr>
-          <w:rFonts w:hint="eastAsia"/>
           <w:b/>
         </w:rPr>
       </w:pPr>
@@ -13195,7 +13405,6 @@
             <w:pPr>
               <w:jc w:val="left"/>
               <w:rPr>
-                <w:rFonts w:hint="eastAsia"/>
                 <w:iCs/>
                 <w:color w:val="000000"/>
               </w:rPr>
@@ -13221,7 +13430,6 @@
               </w:tabs>
               <w:jc w:val="left"/>
               <w:rPr>
-                <w:rFonts w:hint="eastAsia"/>
                 <w:iCs/>
                 <w:color w:val="000000"/>
               </w:rPr>
@@ -13244,7 +13452,6 @@
             <w:pPr>
               <w:jc w:val="left"/>
               <w:rPr>
-                <w:rFonts w:hint="eastAsia"/>
                 <w:iCs/>
                 <w:color w:val="000000"/>
               </w:rPr>
@@ -13334,9 +13541,6 @@
         <w:tabs>
           <w:tab w:val="left" w:pos="714"/>
         </w:tabs>
-        <w:rPr>
-          <w:rFonts w:hint="eastAsia"/>
-        </w:rPr>
       </w:pPr>
       <w:r>
         <w:rPr>
@@ -13419,7 +13623,6 @@
             <w:pPr>
               <w:jc w:val="left"/>
               <w:rPr>
-                <w:rFonts w:hint="eastAsia"/>
                 <w:iCs/>
                 <w:color w:val="000000"/>
               </w:rPr>
@@ -13478,7 +13681,6 @@
             <w:pPr>
               <w:jc w:val="left"/>
               <w:rPr>
-                <w:rFonts w:hint="eastAsia"/>
                 <w:iCs/>
                 <w:color w:val="000000"/>
               </w:rPr>
@@ -13578,7 +13780,6 @@
             <w:pPr>
               <w:jc w:val="left"/>
               <w:rPr>
-                <w:rFonts w:hint="eastAsia"/>
                 <w:iCs/>
                 <w:color w:val="000000"/>
               </w:rPr>
@@ -13595,7 +13796,6 @@
             <w:pPr>
               <w:jc w:val="left"/>
               <w:rPr>
-                <w:rFonts w:hint="eastAsia"/>
                 <w:iCs/>
                 <w:color w:val="000000"/>
               </w:rPr>
@@ -13626,39 +13826,7 @@
                 <w:iCs/>
                 <w:color w:val="000000"/>
               </w:rPr>
-              <w:t>匹配查询，</w:t>
-            </w:r>
-            <w:r>
-              <w:rPr>
-                <w:rFonts w:hint="eastAsia"/>
-                <w:iCs/>
-                <w:color w:val="000000"/>
-              </w:rPr>
-              <w:t>目标字段为</w:t>
-            </w:r>
-            <w:r>
-              <w:rPr>
-                <w:rFonts w:hint="eastAsia"/>
-                <w:iCs/>
-                <w:color w:val="000000"/>
-              </w:rPr>
-              <w:t>数组</w:t>
-            </w:r>
-            <w:r>
-              <w:rPr>
-                <w:rFonts w:hint="eastAsia"/>
-                <w:iCs/>
-                <w:color w:val="000000"/>
-              </w:rPr>
-              <w:t>且数组元素为嵌套对象</w:t>
-            </w:r>
-            <w:r>
-              <w:rPr>
-                <w:rFonts w:hint="eastAsia"/>
-                <w:iCs/>
-                <w:color w:val="000000"/>
-              </w:rPr>
-              <w:t>，不走索引查询</w:t>
+              <w:t>匹配查询，目标字段为数组且数组元素为嵌套对象，不走索引查询</w:t>
             </w:r>
           </w:p>
         </w:tc>
@@ -13670,7 +13838,6 @@
             <w:pPr>
               <w:jc w:val="left"/>
               <w:rPr>
-                <w:rFonts w:hint="eastAsia"/>
                 <w:iCs/>
                 <w:color w:val="000000"/>
               </w:rPr>
@@ -13726,31 +13893,7 @@
                 <w:iCs/>
                 <w:color w:val="000000"/>
               </w:rPr>
-              <w:t>目标字段为</w:t>
-            </w:r>
-            <w:r>
-              <w:rPr>
-                <w:rFonts w:hint="eastAsia"/>
-                <w:iCs/>
-                <w:color w:val="000000"/>
-              </w:rPr>
-              <w:t>数组</w:t>
-            </w:r>
-            <w:r>
-              <w:rPr>
-                <w:rFonts w:hint="eastAsia"/>
-                <w:iCs/>
-                <w:color w:val="000000"/>
-              </w:rPr>
-              <w:t>且数组元素为嵌套对象</w:t>
-            </w:r>
-            <w:r>
-              <w:rPr>
-                <w:rFonts w:hint="eastAsia"/>
-                <w:iCs/>
-                <w:color w:val="000000"/>
-              </w:rPr>
-              <w:t>，</w:t>
+              <w:t>目标字段为数组且数组元素为嵌套对象，</w:t>
             </w:r>
             <w:r>
               <w:rPr>
@@ -13770,7 +13913,6 @@
             <w:pPr>
               <w:jc w:val="left"/>
               <w:rPr>
-                <w:rFonts w:hint="eastAsia"/>
                 <w:iCs/>
                 <w:color w:val="000000"/>
               </w:rPr>
@@ -13878,7 +14020,6 @@
             <w:pPr>
               <w:jc w:val="left"/>
               <w:rPr>
-                <w:rFonts w:hint="eastAsia"/>
                 <w:iCs/>
                 <w:color w:val="000000"/>
               </w:rPr>
@@ -13894,7 +14035,6 @@
           <w:p>
             <w:pPr>
               <w:rPr>
-                <w:rFonts w:hint="eastAsia"/>
                 <w:iCs/>
                 <w:color w:val="000000"/>
               </w:rPr>
@@ -13993,7 +14133,6 @@
             <w:pPr>
               <w:jc w:val="left"/>
               <w:rPr>
-                <w:rFonts w:hint="eastAsia"/>
                 <w:iCs/>
                 <w:color w:val="000000"/>
               </w:rPr>
@@ -14005,17 +14144,11 @@
     <w:p>
       <w:pPr>
         <w:rPr>
-          <w:rFonts w:hint="eastAsia"/>
           <w:b/>
         </w:rPr>
       </w:pPr>
     </w:p>
     <w:p>
-      <w:pPr>
-        <w:rPr>
-          <w:rFonts w:hint="eastAsia"/>
-        </w:rPr>
-      </w:pPr>
       <w:r>
         <w:rPr>
           <w:rFonts w:hint="eastAsia"/>
@@ -14429,79 +14562,19 @@
           </w:tcPr>
           <w:p>
             <w:pPr>
-              <w:rPr>
-                <w:rFonts w:hint="eastAsia"/>
-                <w:iCs/>
-                <w:color w:val="000000"/>
-              </w:rPr>
-            </w:pPr>
-          </w:p>
-        </w:tc>
-        <w:tc>
-          <w:tcPr>
-            <w:tcW w:w="3402" w:type="dxa"/>
-          </w:tcPr>
-          <w:p>
-            <w:pPr>
-              <w:jc w:val="left"/>
-              <w:rPr>
-                <w:rFonts w:hint="eastAsia"/>
-                <w:iCs/>
-                <w:color w:val="000000"/>
-              </w:rPr>
-            </w:pPr>
-            <w:r>
-              <w:rPr>
-                <w:rFonts w:hint="eastAsia"/>
-                <w:iCs/>
-                <w:color w:val="000000"/>
-              </w:rPr>
-              <w:t>大于数组长度</w:t>
-            </w:r>
-          </w:p>
-        </w:tc>
-        <w:tc>
-          <w:tcPr>
-            <w:tcW w:w="3402" w:type="dxa"/>
-          </w:tcPr>
-          <w:p>
-            <w:pPr>
-              <w:jc w:val="left"/>
-              <w:rPr>
-                <w:iCs/>
-                <w:color w:val="000000"/>
-              </w:rPr>
-            </w:pPr>
-            <w:r>
-              <w:rPr>
-                <w:rFonts w:hint="eastAsia"/>
-                <w:iCs/>
-                <w:color w:val="000000"/>
-              </w:rPr>
-              <w:t>小于等于数组长度</w:t>
-            </w:r>
-          </w:p>
-        </w:tc>
-      </w:tr>
-      <w:tr>
-        <w:tc>
-          <w:tcPr>
-            <w:tcW w:w="1560" w:type="dxa"/>
-          </w:tcPr>
-          <w:p>
-            <w:pPr>
-              <w:jc w:val="left"/>
-              <w:rPr>
-                <w:iCs/>
-                <w:color w:val="000000"/>
-              </w:rPr>
-            </w:pPr>
-            <w:r>
-              <w:rPr>
-                <w:rFonts w:hint="eastAsia"/>
-                <w:iCs/>
-                <w:color w:val="000000"/>
-              </w:rPr>
+              <w:jc w:val="left"/>
+              <w:rPr>
+                <w:iCs/>
+                <w:color w:val="000000"/>
+              </w:rPr>
+            </w:pPr>
+            <w:r>
+              <w:rPr>
+                <w:rFonts w:hint="eastAsia"/>
+                <w:iCs/>
+                <w:color w:val="000000"/>
+              </w:rPr>
+              <w:lastRenderedPageBreak/>
               <w:t>字段类型</w:t>
             </w:r>
           </w:p>
@@ -14557,9 +14630,6 @@
         <w:tabs>
           <w:tab w:val="left" w:pos="714"/>
         </w:tabs>
-        <w:rPr>
-          <w:rFonts w:hint="eastAsia"/>
-        </w:rPr>
       </w:pPr>
       <w:r>
         <w:rPr>
@@ -14642,7 +14712,6 @@
             <w:pPr>
               <w:jc w:val="left"/>
               <w:rPr>
-                <w:rFonts w:hint="eastAsia"/>
                 <w:iCs/>
                 <w:color w:val="000000"/>
               </w:rPr>
@@ -14685,7 +14754,6 @@
             <w:pPr>
               <w:jc w:val="left"/>
               <w:rPr>
-                <w:rFonts w:hint="eastAsia"/>
                 <w:iCs/>
                 <w:color w:val="000000"/>
               </w:rPr>
@@ -14755,7 +14823,6 @@
             <w:pPr>
               <w:jc w:val="left"/>
               <w:rPr>
-                <w:rFonts w:hint="eastAsia"/>
                 <w:iCs/>
                 <w:color w:val="000000"/>
               </w:rPr>
@@ -14772,7 +14839,6 @@
             <w:pPr>
               <w:jc w:val="left"/>
               <w:rPr>
-                <w:rFonts w:hint="eastAsia"/>
                 <w:iCs/>
                 <w:color w:val="000000"/>
               </w:rPr>
@@ -14815,7 +14881,6 @@
             <w:pPr>
               <w:jc w:val="left"/>
               <w:rPr>
-                <w:rFonts w:hint="eastAsia"/>
                 <w:iCs/>
                 <w:color w:val="000000"/>
               </w:rPr>
@@ -14885,7 +14950,6 @@
             <w:pPr>
               <w:jc w:val="left"/>
               <w:rPr>
-                <w:rFonts w:hint="eastAsia"/>
                 <w:iCs/>
                 <w:color w:val="000000"/>
               </w:rPr>
@@ -14971,7 +15035,6 @@
             <w:pPr>
               <w:jc w:val="left"/>
               <w:rPr>
-                <w:rFonts w:hint="eastAsia"/>
                 <w:iCs/>
                 <w:color w:val="000000"/>
               </w:rPr>
@@ -14987,7 +15050,6 @@
           <w:p>
             <w:pPr>
               <w:rPr>
-                <w:rFonts w:hint="eastAsia"/>
                 <w:iCs/>
                 <w:color w:val="000000"/>
               </w:rPr>
@@ -15064,161 +15126,6 @@
             <w:pPr>
               <w:jc w:val="left"/>
               <w:rPr>
-                <w:rFonts w:hint="eastAsia"/>
-                <w:iCs/>
-                <w:color w:val="000000"/>
-              </w:rPr>
-            </w:pPr>
-          </w:p>
-        </w:tc>
-      </w:tr>
-      <w:tr>
-        <w:tc>
-          <w:tcPr>
-            <w:tcW w:w="5954" w:type="dxa"/>
-          </w:tcPr>
-          <w:p>
-            <w:pPr>
-              <w:rPr>
-                <w:rFonts w:hint="eastAsia"/>
-                <w:iCs/>
-                <w:color w:val="000000"/>
-              </w:rPr>
-            </w:pPr>
-            <w:r>
-              <w:rPr>
-                <w:rFonts w:hint="eastAsia"/>
-                <w:iCs/>
-                <w:color w:val="000000"/>
-              </w:rPr>
-              <w:t>使用</w:t>
-            </w:r>
-            <w:r>
-              <w:rPr>
-                <w:rFonts w:hint="eastAsia"/>
-                <w:iCs/>
-                <w:color w:val="000000"/>
-              </w:rPr>
-              <w:t>$</w:t>
-            </w:r>
-            <w:r>
-              <w:rPr>
-                <w:rFonts w:hint="eastAsia"/>
-              </w:rPr>
-              <w:t>size</w:t>
-            </w:r>
-            <w:r>
-              <w:rPr>
-                <w:rFonts w:hint="eastAsia"/>
-                <w:iCs/>
-                <w:color w:val="000000"/>
-              </w:rPr>
-              <w:t>匹配查询，</w:t>
-            </w:r>
-            <w:r>
-              <w:rPr>
-                <w:rFonts w:hint="eastAsia"/>
-                <w:iCs/>
-                <w:color w:val="000000"/>
-              </w:rPr>
-              <w:t>value</w:t>
-            </w:r>
-            <w:r>
-              <w:rPr>
-                <w:rFonts w:hint="eastAsia"/>
-                <w:iCs/>
-                <w:color w:val="000000"/>
-              </w:rPr>
-              <w:t>取值小于等于数组长度</w:t>
-            </w:r>
-          </w:p>
-        </w:tc>
-        <w:tc>
-          <w:tcPr>
-            <w:tcW w:w="2410" w:type="dxa"/>
-          </w:tcPr>
-          <w:p>
-            <w:pPr>
-              <w:jc w:val="left"/>
-              <w:rPr>
-                <w:rFonts w:hint="eastAsia"/>
-                <w:iCs/>
-                <w:color w:val="000000"/>
-              </w:rPr>
-            </w:pPr>
-          </w:p>
-        </w:tc>
-      </w:tr>
-      <w:tr>
-        <w:tc>
-          <w:tcPr>
-            <w:tcW w:w="5954" w:type="dxa"/>
-          </w:tcPr>
-          <w:p>
-            <w:pPr>
-              <w:rPr>
-                <w:rFonts w:hint="eastAsia"/>
-                <w:iCs/>
-                <w:color w:val="000000"/>
-              </w:rPr>
-            </w:pPr>
-            <w:r>
-              <w:rPr>
-                <w:rFonts w:hint="eastAsia"/>
-                <w:iCs/>
-                <w:color w:val="000000"/>
-              </w:rPr>
-              <w:t>使用</w:t>
-            </w:r>
-            <w:r>
-              <w:rPr>
-                <w:rFonts w:hint="eastAsia"/>
-                <w:iCs/>
-                <w:color w:val="000000"/>
-              </w:rPr>
-              <w:t>$</w:t>
-            </w:r>
-            <w:r>
-              <w:rPr>
-                <w:rFonts w:hint="eastAsia"/>
-              </w:rPr>
-              <w:t>size</w:t>
-            </w:r>
-            <w:r>
-              <w:rPr>
-                <w:rFonts w:hint="eastAsia"/>
-                <w:iCs/>
-                <w:color w:val="000000"/>
-              </w:rPr>
-              <w:t>匹配查询，</w:t>
-            </w:r>
-            <w:r>
-              <w:rPr>
-                <w:rFonts w:hint="eastAsia"/>
-                <w:iCs/>
-                <w:color w:val="000000"/>
-              </w:rPr>
-              <w:t>value</w:t>
-            </w:r>
-            <w:r>
-              <w:rPr>
-                <w:rFonts w:hint="eastAsia"/>
-                <w:iCs/>
-                <w:color w:val="000000"/>
-              </w:rPr>
-              <w:t>取值大于数组长度</w:t>
-            </w:r>
-          </w:p>
-        </w:tc>
-        <w:tc>
-          <w:tcPr>
-            <w:tcW w:w="2410" w:type="dxa"/>
-          </w:tcPr>
-          <w:p>
-            <w:pPr>
-              <w:jc w:val="left"/>
-              <w:rPr>
-                <w:rFonts w:hint="eastAsia"/>
                 <w:iCs/>
                 <w:color w:val="000000"/>
               </w:rPr>
@@ -15227,19 +15134,8 @@
         </w:tc>
       </w:tr>
     </w:tbl>
+    <w:p/>
     <w:p>
-      <w:pPr>
-        <w:rPr>
-          <w:rFonts w:hint="eastAsia"/>
-        </w:rPr>
-      </w:pPr>
-    </w:p>
-    <w:p>
-      <w:pPr>
-        <w:rPr>
-          <w:rFonts w:hint="eastAsia"/>
-        </w:rPr>
-      </w:pPr>
       <w:r>
         <w:rPr>
           <w:rFonts w:hint="eastAsia"/>
@@ -15566,11 +15462,6 @@
       </w:tr>
     </w:tbl>
     <w:p>
-      <w:pPr>
-        <w:rPr>
-          <w:rFonts w:hint="eastAsia"/>
-        </w:rPr>
-      </w:pPr>
       <w:r>
         <w:rPr>
           <w:rFonts w:hint="eastAsia"/>
@@ -15580,11 +15471,6 @@
     </w:p>
     <w:p/>
     <w:p>
-      <w:pPr>
-        <w:rPr>
-          <w:rFonts w:hint="eastAsia"/>
-        </w:rPr>
-      </w:pPr>
       <w:r>
         <w:rPr>
           <w:rFonts w:hint="eastAsia"/>
@@ -15598,9 +15484,16 @@
           <w:rFonts w:hint="eastAsia"/>
           <w:b/>
         </w:rPr>
-        <w:t>fields</w:t>
+        <w:t>field</w:t>
       </w:r>
       <w:commentRangeEnd w:id="24"/>
+      <w:r>
+        <w:rPr>
+          <w:rFonts w:hint="eastAsia"/>
+          <w:b/>
+        </w:rPr>
+        <w:t xml:space="preserve"> </w:t>
+      </w:r>
       <w:r>
         <w:rPr>
           <w:rStyle w:val="CommentReference"/>
@@ -15622,11 +15515,6 @@
       </w:r>
     </w:p>
     <w:p>
-      <w:pPr>
-        <w:rPr>
-          <w:rFonts w:hint="eastAsia"/>
-        </w:rPr>
-      </w:pPr>
       <w:r>
         <w:t>选择满足</w:t>
       </w:r>
@@ -15753,7 +15641,6 @@
             <w:pPr>
               <w:jc w:val="left"/>
               <w:rPr>
-                <w:rFonts w:hint="eastAsia"/>
                 <w:iCs/>
                 <w:color w:val="000000"/>
               </w:rPr>
@@ -15817,7 +15704,6 @@
             <w:pPr>
               <w:jc w:val="left"/>
               <w:rPr>
-                <w:rFonts w:hint="eastAsia"/>
                 <w:iCs/>
                 <w:color w:val="000000"/>
               </w:rPr>
@@ -16018,19 +15904,8 @@
         </w:tc>
       </w:tr>
     </w:tbl>
+    <w:p/>
     <w:p>
-      <w:pPr>
-        <w:rPr>
-          <w:rFonts w:hint="eastAsia"/>
-        </w:rPr>
-      </w:pPr>
-    </w:p>
-    <w:p>
-      <w:pPr>
-        <w:rPr>
-          <w:rFonts w:hint="eastAsia"/>
-        </w:rPr>
-      </w:pPr>
       <w:r>
         <w:rPr>
           <w:rFonts w:hint="eastAsia"/>
@@ -16112,7 +15987,6 @@
             <w:pPr>
               <w:jc w:val="left"/>
               <w:rPr>
-                <w:rFonts w:hint="eastAsia"/>
                 <w:iCs/>
                 <w:color w:val="000000"/>
               </w:rPr>
@@ -16149,7 +16023,6 @@
             <w:pPr>
               <w:jc w:val="left"/>
               <w:rPr>
-                <w:rFonts w:hint="eastAsia"/>
                 <w:iCs/>
                 <w:color w:val="000000"/>
               </w:rPr>
@@ -16166,7 +16039,6 @@
             <w:pPr>
               <w:jc w:val="left"/>
               <w:rPr>
-                <w:rFonts w:hint="eastAsia"/>
                 <w:iCs/>
                 <w:color w:val="000000"/>
               </w:rPr>
@@ -16221,7 +16093,6 @@
             <w:pPr>
               <w:jc w:val="left"/>
               <w:rPr>
-                <w:rFonts w:hint="eastAsia"/>
                 <w:iCs/>
                 <w:color w:val="000000"/>
               </w:rPr>
@@ -16251,7 +16122,6 @@
             <w:pPr>
               <w:jc w:val="left"/>
               <w:rPr>
-                <w:rFonts w:hint="eastAsia"/>
                 <w:iCs/>
                 <w:color w:val="000000"/>
               </w:rPr>
@@ -16281,7 +16151,6 @@
             <w:pPr>
               <w:jc w:val="left"/>
               <w:rPr>
-                <w:rFonts w:hint="eastAsia"/>
                 <w:iCs/>
                 <w:color w:val="000000"/>
               </w:rPr>
@@ -16302,6 +16171,7 @@
         <w:rPr>
           <w:rFonts w:ascii="Arial" w:hAnsi="Arial" w:cs="Arial"/>
         </w:rPr>
+        <w:lastRenderedPageBreak/>
         <w:t>性能</w:t>
       </w:r>
       <w:r>
@@ -16360,7 +16230,7 @@
       <w:pPr>
         <w:ind w:firstLineChars="200" w:firstLine="420"/>
         <w:rPr>
-          <w:rFonts w:ascii="Arial" w:eastAsia="黑体" w:hAnsi="Arial" w:cs="Arial" w:hint="eastAsia"/>
+          <w:rFonts w:ascii="Arial" w:eastAsia="黑体" w:hAnsi="Arial" w:cs="Arial"/>
           <w:color w:val="000000" w:themeColor="text1"/>
           <w:szCs w:val="21"/>
         </w:rPr>
@@ -16484,7 +16354,6 @@
         <w:rPr>
           <w:rFonts w:cs="Arial"/>
         </w:rPr>
-        <w:lastRenderedPageBreak/>
         <w:t>自动化分析和设计</w:t>
       </w:r>
       <w:bookmarkEnd w:id="29"/>
@@ -16527,7 +16396,7 @@
       <w:pPr>
         <w:pStyle w:val="Heading2"/>
         <w:rPr>
-          <w:rFonts w:cs="Arial" w:hint="eastAsia"/>
+          <w:rFonts w:cs="Arial"/>
         </w:rPr>
       </w:pPr>
       <w:bookmarkStart w:id="30" w:name="_Toc421275943"/>
@@ -17135,9 +17004,6 @@
     <w:p>
       <w:pPr>
         <w:pStyle w:val="CommentText"/>
-        <w:rPr>
-          <w:rFonts w:hint="eastAsia"/>
-        </w:rPr>
       </w:pPr>
       <w:r>
         <w:rPr>
@@ -17227,7 +17093,7 @@
               <w:rPr>
                 <w:noProof/>
               </w:rPr>
-              <w:t>2016-5-11</w:t>
+              <w:t>2016-5-12</w:t>
             </w:r>
           </w:fldSimple>
         </w:p>
@@ -19856,21 +19722,6 @@
 </file>
 
 <file path=customXml/item1.xml><?xml version="1.0" encoding="utf-8"?>
-<p:properties xmlns:p="http://schemas.microsoft.com/office/2006/metadata/properties" xmlns:xsi="http://www.w3.org/2001/XMLSchema-instance">
-  <documentManagement/>
-</p:properties>
-</file>
-
-<file path=customXml/item2.xml><?xml version="1.0" encoding="utf-8"?>
-<?mso-contentType ?>
-<FormTemplates xmlns="http://schemas.microsoft.com/sharepoint/v3/contenttype/forms">
-  <Display>DocumentLibraryForm</Display>
-  <Edit>DocumentLibraryForm</Edit>
-  <New>DocumentLibraryForm</New>
-</FormTemplates>
-</file>
-
-<file path=customXml/item3.xml><?xml version="1.0" encoding="utf-8"?>
 <ct:contentTypeSchema xmlns:ct="http://schemas.microsoft.com/office/2006/metadata/contentType" xmlns:ma="http://schemas.microsoft.com/office/2006/metadata/properties/metaAttributes" ct:_="" ma:_="" ma:contentTypeName="Document" ma:contentTypeID="0x010100C9D738FE56F9DD4F818CEE0622FC80C0" ma:contentTypeVersion="0" ma:contentTypeDescription="Create a new document." ma:contentTypeScope="" ma:versionID="c733d375e9f13075cc482d188b8bae2c">
   <xsd:schema xmlns:xsd="http://www.w3.org/2001/XMLSchema" xmlns:p="http://schemas.microsoft.com/office/2006/metadata/properties" targetNamespace="http://schemas.microsoft.com/office/2006/metadata/properties" ma:root="true" ma:fieldsID="4aeb20c0e3442673af7ee10786458764">
     <xsd:element name="properties">
@@ -19919,27 +19770,26 @@
 </ct:contentTypeSchema>
 </file>
 
+<file path=customXml/item2.xml><?xml version="1.0" encoding="utf-8"?>
+<?mso-contentType ?>
+<FormTemplates xmlns="http://schemas.microsoft.com/sharepoint/v3/contenttype/forms">
+  <Display>DocumentLibraryForm</Display>
+  <Edit>DocumentLibraryForm</Edit>
+  <New>DocumentLibraryForm</New>
+</FormTemplates>
+</file>
+
+<file path=customXml/item3.xml><?xml version="1.0" encoding="utf-8"?>
+<p:properties xmlns:p="http://schemas.microsoft.com/office/2006/metadata/properties" xmlns:xsi="http://www.w3.org/2001/XMLSchema-instance">
+  <documentManagement/>
+</p:properties>
+</file>
+
 <file path=customXml/item4.xml><?xml version="1.0" encoding="utf-8"?>
 <b:Sources xmlns:b="http://schemas.openxmlformats.org/officeDocument/2006/bibliography" xmlns="http://schemas.openxmlformats.org/officeDocument/2006/bibliography" SelectedStyle="\APA.XSL" StyleName="APA"/>
 </file>
 
 <file path=customXml/itemProps1.xml><?xml version="1.0" encoding="utf-8"?>
-<ds:datastoreItem xmlns:ds="http://schemas.openxmlformats.org/officeDocument/2006/customXml" ds:itemID="{283A67FA-FB68-40D1-A1FD-BD4AEE599422}">
-  <ds:schemaRefs>
-    <ds:schemaRef ds:uri="http://schemas.microsoft.com/office/2006/metadata/properties"/>
-  </ds:schemaRefs>
-</ds:datastoreItem>
-</file>
-
-<file path=customXml/itemProps2.xml><?xml version="1.0" encoding="utf-8"?>
-<ds:datastoreItem xmlns:ds="http://schemas.openxmlformats.org/officeDocument/2006/customXml" ds:itemID="{9C2CE626-7193-49AD-BC45-D7AF4DFA65A4}">
-  <ds:schemaRefs>
-    <ds:schemaRef ds:uri="http://schemas.microsoft.com/sharepoint/v3/contenttype/forms"/>
-  </ds:schemaRefs>
-</ds:datastoreItem>
-</file>
-
-<file path=customXml/itemProps3.xml><?xml version="1.0" encoding="utf-8"?>
 <ds:datastoreItem xmlns:ds="http://schemas.openxmlformats.org/officeDocument/2006/customXml" ds:itemID="{94CFB702-9C76-4C98-BCB1-FF31686087A1}">
   <ds:schemaRefs>
     <ds:schemaRef ds:uri="http://schemas.microsoft.com/office/2006/metadata/contentType"/>
@@ -19954,6 +19804,22 @@
 </ds:datastoreItem>
 </file>
 
+<file path=customXml/itemProps2.xml><?xml version="1.0" encoding="utf-8"?>
+<ds:datastoreItem xmlns:ds="http://schemas.openxmlformats.org/officeDocument/2006/customXml" ds:itemID="{9C2CE626-7193-49AD-BC45-D7AF4DFA65A4}">
+  <ds:schemaRefs>
+    <ds:schemaRef ds:uri="http://schemas.microsoft.com/sharepoint/v3/contenttype/forms"/>
+  </ds:schemaRefs>
+</ds:datastoreItem>
+</file>
+
+<file path=customXml/itemProps3.xml><?xml version="1.0" encoding="utf-8"?>
+<ds:datastoreItem xmlns:ds="http://schemas.openxmlformats.org/officeDocument/2006/customXml" ds:itemID="{283A67FA-FB68-40D1-A1FD-BD4AEE599422}">
+  <ds:schemaRefs>
+    <ds:schemaRef ds:uri="http://schemas.microsoft.com/office/2006/metadata/properties"/>
+  </ds:schemaRefs>
+</ds:datastoreItem>
+</file>
+
 <file path=customXml/itemProps4.xml><?xml version="1.0" encoding="utf-8"?>
 <ds:datastoreItem xmlns:ds="http://schemas.openxmlformats.org/officeDocument/2006/customXml" ds:itemID="{AEA55EDA-643B-48AC-8B43-AA24E35A425D}">
   <ds:schemaRefs>

--- a/internal_doc/05.测试设计/story/操作符/matches/Story-matches测试分析设计.docx
+++ b/internal_doc/05.测试设计/story/操作符/matches/Story-matches测试分析设计.docx
@@ -5640,9 +5640,6 @@
         <w:tabs>
           <w:tab w:val="left" w:pos="709"/>
         </w:tabs>
-        <w:rPr>
-          <w:rFonts w:hint="eastAsia"/>
-        </w:rPr>
       </w:pPr>
       <w:r>
         <w:rPr>
@@ -5994,7 +5991,6 @@
             <w:pPr>
               <w:jc w:val="left"/>
               <w:rPr>
-                <w:rFonts w:hint="eastAsia"/>
                 <w:iCs/>
                 <w:color w:val="000000"/>
               </w:rPr>
@@ -6145,7 +6141,6 @@
             <w:pPr>
               <w:jc w:val="left"/>
               <w:rPr>
-                <w:rFonts w:hint="eastAsia"/>
                 <w:iCs/>
                 <w:color w:val="000000"/>
               </w:rPr>
@@ -8429,12 +8424,27 @@
         </w:rPr>
         <w:t>$in/</w:t>
       </w:r>
+      <w:commentRangeStart w:id="21"/>
       <w:r>
         <w:rPr>
           <w:rFonts w:hint="eastAsia"/>
           <w:b/>
         </w:rPr>
-        <w:t>$nin/$ all</w:t>
+        <w:t>$nin</w:t>
+      </w:r>
+      <w:commentRangeEnd w:id="21"/>
+      <w:r>
+        <w:rPr>
+          <w:rStyle w:val="CommentReference"/>
+        </w:rPr>
+        <w:commentReference w:id="21"/>
+      </w:r>
+      <w:r>
+        <w:rPr>
+          <w:rFonts w:hint="eastAsia"/>
+          <w:b/>
+        </w:rPr>
+        <w:t>/$ all</w:t>
       </w:r>
       <w:r>
         <w:rPr>
@@ -8943,7 +8953,7 @@
         </w:rPr>
         <w:t>$and/</w:t>
       </w:r>
-      <w:commentRangeStart w:id="21"/>
+      <w:commentRangeStart w:id="22"/>
       <w:r>
         <w:rPr>
           <w:rFonts w:hint="eastAsia"/>
@@ -8951,13 +8961,13 @@
         </w:rPr>
         <w:t>$not/$or</w:t>
       </w:r>
-      <w:commentRangeEnd w:id="21"/>
+      <w:commentRangeEnd w:id="22"/>
       <w:r>
         <w:rPr>
           <w:rStyle w:val="CommentReference"/>
           <w:b/>
         </w:rPr>
-        <w:commentReference w:id="21"/>
+        <w:commentReference w:id="22"/>
       </w:r>
       <w:r>
         <w:rPr>
@@ -9252,19 +9262,19 @@
         </w:rPr>
         <w:t>$</w:t>
       </w:r>
-      <w:commentRangeStart w:id="22"/>
+      <w:commentRangeStart w:id="23"/>
       <w:r>
         <w:rPr>
           <w:rFonts w:hint="eastAsia"/>
         </w:rPr>
         <w:t>and</w:t>
       </w:r>
-      <w:commentRangeEnd w:id="22"/>
+      <w:commentRangeEnd w:id="23"/>
       <w:r>
         <w:rPr>
           <w:rStyle w:val="CommentReference"/>
         </w:rPr>
-        <w:commentReference w:id="22"/>
+        <w:commentReference w:id="23"/>
       </w:r>
       <w:r>
         <w:rPr>
@@ -9287,12 +9297,20 @@
     </w:p>
     <w:p/>
     <w:p>
+      <w:commentRangeStart w:id="24"/>
       <w:r>
         <w:rPr>
           <w:rFonts w:hint="eastAsia"/>
           <w:b/>
         </w:rPr>
         <w:t>$isnull</w:t>
+      </w:r>
+      <w:commentRangeEnd w:id="24"/>
+      <w:r>
+        <w:rPr>
+          <w:rStyle w:val="CommentReference"/>
+        </w:rPr>
+        <w:commentReference w:id="24"/>
       </w:r>
       <w:r>
         <w:rPr>
@@ -10061,14 +10079,18 @@
             <w:pPr>
               <w:jc w:val="left"/>
               <w:rPr>
-                <w:iCs/>
-                <w:color w:val="000000"/>
-              </w:rPr>
-            </w:pPr>
-            <w:r>
-              <w:rPr>
-                <w:rFonts w:hint="eastAsia"/>
-                <w:iCs/>
+                <w:i/>
+                <w:iCs/>
+                <w:strike/>
+                <w:color w:val="000000"/>
+              </w:rPr>
+            </w:pPr>
+            <w:r>
+              <w:rPr>
+                <w:rFonts w:hint="eastAsia"/>
+                <w:i/>
+                <w:iCs/>
+                <w:strike/>
                 <w:color w:val="000000"/>
               </w:rPr>
               <w:t>使用</w:t>
@@ -10076,7 +10098,9 @@
             <w:r>
               <w:rPr>
                 <w:rFonts w:hint="eastAsia"/>
-                <w:iCs/>
+                <w:i/>
+                <w:iCs/>
+                <w:strike/>
                 <w:color w:val="000000"/>
               </w:rPr>
               <w:t>$isnull:0</w:t>
@@ -10084,7 +10108,9 @@
             <w:r>
               <w:rPr>
                 <w:rFonts w:hint="eastAsia"/>
-                <w:iCs/>
+                <w:i/>
+                <w:iCs/>
+                <w:strike/>
                 <w:color w:val="000000"/>
               </w:rPr>
               <w:t>匹配查询，目标字段存在且为</w:t>
@@ -10092,7 +10118,9 @@
             <w:r>
               <w:rPr>
                 <w:rFonts w:hint="eastAsia"/>
-                <w:iCs/>
+                <w:i/>
+                <w:iCs/>
+                <w:strike/>
                 <w:color w:val="000000"/>
               </w:rPr>
               <w:t>null</w:t>
@@ -10100,7 +10128,9 @@
             <w:r>
               <w:rPr>
                 <w:rFonts w:hint="eastAsia"/>
-                <w:iCs/>
+                <w:i/>
+                <w:iCs/>
+                <w:strike/>
                 <w:color w:val="000000"/>
               </w:rPr>
               <w:t>，走索引查询</w:t>
@@ -10115,14 +10145,18 @@
             <w:pPr>
               <w:jc w:val="left"/>
               <w:rPr>
-                <w:iCs/>
-                <w:color w:val="000000"/>
-              </w:rPr>
-            </w:pPr>
-            <w:r>
-              <w:rPr>
-                <w:rFonts w:hint="eastAsia"/>
-                <w:iCs/>
+                <w:i/>
+                <w:iCs/>
+                <w:strike/>
+                <w:color w:val="000000"/>
+              </w:rPr>
+            </w:pPr>
+            <w:r>
+              <w:rPr>
+                <w:rFonts w:hint="eastAsia"/>
+                <w:i/>
+                <w:iCs/>
+                <w:strike/>
                 <w:color w:val="000000"/>
               </w:rPr>
               <w:t>返回</w:t>
@@ -10130,7 +10164,9 @@
             <w:r>
               <w:rPr>
                 <w:rFonts w:hint="eastAsia"/>
-                <w:iCs/>
+                <w:i/>
+                <w:iCs/>
+                <w:strike/>
                 <w:color w:val="000000"/>
               </w:rPr>
               <w:t>0</w:t>
@@ -10138,7 +10174,9 @@
             <w:r>
               <w:rPr>
                 <w:rFonts w:hint="eastAsia"/>
-                <w:iCs/>
+                <w:i/>
+                <w:iCs/>
+                <w:strike/>
                 <w:color w:val="000000"/>
               </w:rPr>
               <w:t>条记录</w:t>
@@ -10249,14 +10287,18 @@
             <w:pPr>
               <w:jc w:val="left"/>
               <w:rPr>
-                <w:iCs/>
-                <w:color w:val="000000"/>
-              </w:rPr>
-            </w:pPr>
-            <w:r>
-              <w:rPr>
-                <w:rFonts w:hint="eastAsia"/>
-                <w:iCs/>
+                <w:i/>
+                <w:iCs/>
+                <w:strike/>
+                <w:color w:val="000000"/>
+              </w:rPr>
+            </w:pPr>
+            <w:r>
+              <w:rPr>
+                <w:rFonts w:hint="eastAsia"/>
+                <w:i/>
+                <w:iCs/>
+                <w:strike/>
                 <w:color w:val="000000"/>
               </w:rPr>
               <w:t>使用</w:t>
@@ -10264,7 +10306,9 @@
             <w:r>
               <w:rPr>
                 <w:rFonts w:hint="eastAsia"/>
-                <w:iCs/>
+                <w:i/>
+                <w:iCs/>
+                <w:strike/>
                 <w:color w:val="000000"/>
               </w:rPr>
               <w:t>$isnull:0</w:t>
@@ -10272,7 +10316,9 @@
             <w:r>
               <w:rPr>
                 <w:rFonts w:hint="eastAsia"/>
-                <w:iCs/>
+                <w:i/>
+                <w:iCs/>
+                <w:strike/>
                 <w:color w:val="000000"/>
               </w:rPr>
               <w:t>匹配查询，目标字段存在且不为</w:t>
@@ -10280,7 +10326,9 @@
             <w:r>
               <w:rPr>
                 <w:rFonts w:hint="eastAsia"/>
-                <w:iCs/>
+                <w:i/>
+                <w:iCs/>
+                <w:strike/>
                 <w:color w:val="000000"/>
               </w:rPr>
               <w:t>null</w:t>
@@ -10288,7 +10336,9 @@
             <w:r>
               <w:rPr>
                 <w:rFonts w:hint="eastAsia"/>
-                <w:iCs/>
+                <w:i/>
+                <w:iCs/>
+                <w:strike/>
                 <w:color w:val="000000"/>
               </w:rPr>
               <w:t>，走索引查询</w:t>
@@ -10303,14 +10353,18 @@
             <w:pPr>
               <w:jc w:val="left"/>
               <w:rPr>
-                <w:iCs/>
-                <w:color w:val="000000"/>
-              </w:rPr>
-            </w:pPr>
-            <w:r>
-              <w:rPr>
-                <w:rFonts w:hint="eastAsia"/>
-                <w:iCs/>
+                <w:i/>
+                <w:iCs/>
+                <w:strike/>
+                <w:color w:val="000000"/>
+              </w:rPr>
+            </w:pPr>
+            <w:r>
+              <w:rPr>
+                <w:rFonts w:hint="eastAsia"/>
+                <w:i/>
+                <w:iCs/>
+                <w:strike/>
                 <w:color w:val="000000"/>
               </w:rPr>
               <w:t>返回</w:t>
@@ -10318,7 +10372,9 @@
             <w:r>
               <w:rPr>
                 <w:rFonts w:hint="eastAsia"/>
-                <w:iCs/>
+                <w:i/>
+                <w:iCs/>
+                <w:strike/>
                 <w:color w:val="000000"/>
               </w:rPr>
               <w:t>n</w:t>
@@ -10326,7 +10382,9 @@
             <w:r>
               <w:rPr>
                 <w:rFonts w:hint="eastAsia"/>
-                <w:iCs/>
+                <w:i/>
+                <w:iCs/>
+                <w:strike/>
                 <w:color w:val="000000"/>
               </w:rPr>
               <w:t>条记录</w:t>
@@ -12294,12 +12352,20 @@
     </w:tbl>
     <w:p/>
     <w:p>
+      <w:commentRangeStart w:id="25"/>
       <w:r>
         <w:rPr>
           <w:rFonts w:hint="eastAsia"/>
           <w:b/>
         </w:rPr>
         <w:t>$elemMatch</w:t>
+      </w:r>
+      <w:commentRangeEnd w:id="25"/>
+      <w:r>
+        <w:rPr>
+          <w:rStyle w:val="CommentReference"/>
+        </w:rPr>
+        <w:commentReference w:id="25"/>
       </w:r>
       <w:r>
         <w:rPr>
@@ -12626,14 +12692,18 @@
             <w:pPr>
               <w:jc w:val="left"/>
               <w:rPr>
-                <w:iCs/>
-                <w:color w:val="000000"/>
-              </w:rPr>
-            </w:pPr>
-            <w:r>
-              <w:rPr>
-                <w:rFonts w:hint="eastAsia"/>
-                <w:iCs/>
+                <w:i/>
+                <w:iCs/>
+                <w:strike/>
+                <w:color w:val="000000"/>
+              </w:rPr>
+            </w:pPr>
+            <w:r>
+              <w:rPr>
+                <w:rFonts w:hint="eastAsia"/>
+                <w:i/>
+                <w:iCs/>
+                <w:strike/>
                 <w:color w:val="000000"/>
               </w:rPr>
               <w:t>走索引</w:t>
@@ -12816,10 +12886,18 @@
             <w:tcW w:w="5954" w:type="dxa"/>
           </w:tcPr>
           <w:p>
-            <w:r>
-              <w:rPr>
-                <w:rFonts w:hint="eastAsia"/>
-                <w:iCs/>
+            <w:pPr>
+              <w:rPr>
+                <w:i/>
+                <w:strike/>
+              </w:rPr>
+            </w:pPr>
+            <w:r>
+              <w:rPr>
+                <w:rFonts w:hint="eastAsia"/>
+                <w:i/>
+                <w:iCs/>
+                <w:strike/>
                 <w:color w:val="000000"/>
               </w:rPr>
               <w:t>使用</w:t>
@@ -12827,7 +12905,9 @@
             <w:r>
               <w:rPr>
                 <w:rFonts w:hint="eastAsia"/>
-                <w:iCs/>
+                <w:i/>
+                <w:iCs/>
+                <w:strike/>
                 <w:color w:val="000000"/>
               </w:rPr>
               <w:t>$</w:t>
@@ -12835,32 +12915,20 @@
             <w:r>
               <w:rPr>
                 <w:rFonts w:hint="eastAsia"/>
+                <w:i/>
+                <w:strike/>
               </w:rPr>
               <w:t>elemMatch</w:t>
             </w:r>
             <w:r>
               <w:rPr>
                 <w:rFonts w:hint="eastAsia"/>
-                <w:iCs/>
-                <w:color w:val="000000"/>
-              </w:rPr>
-              <w:t>匹配查询，</w:t>
-            </w:r>
-            <w:r>
-              <w:rPr>
-                <w:rFonts w:hint="eastAsia"/>
-                <w:iCs/>
-                <w:color w:val="000000"/>
-              </w:rPr>
-              <w:t>目标字段为对象，</w:t>
-            </w:r>
-            <w:r>
-              <w:rPr>
-                <w:rFonts w:hint="eastAsia"/>
-                <w:iCs/>
-                <w:color w:val="000000"/>
-              </w:rPr>
-              <w:t>走索引查询</w:t>
+                <w:i/>
+                <w:iCs/>
+                <w:strike/>
+                <w:color w:val="000000"/>
+              </w:rPr>
+              <w:t>匹配查询，目标字段为对象，走索引查询</w:t>
             </w:r>
           </w:p>
         </w:tc>
@@ -12988,14 +13056,18 @@
           <w:p>
             <w:pPr>
               <w:rPr>
-                <w:iCs/>
-                <w:color w:val="000000"/>
-              </w:rPr>
-            </w:pPr>
-            <w:r>
-              <w:rPr>
-                <w:rFonts w:hint="eastAsia"/>
-                <w:iCs/>
+                <w:i/>
+                <w:iCs/>
+                <w:strike/>
+                <w:color w:val="000000"/>
+              </w:rPr>
+            </w:pPr>
+            <w:r>
+              <w:rPr>
+                <w:rFonts w:hint="eastAsia"/>
+                <w:i/>
+                <w:iCs/>
+                <w:strike/>
                 <w:color w:val="000000"/>
               </w:rPr>
               <w:t>使用</w:t>
@@ -13003,7 +13075,9 @@
             <w:r>
               <w:rPr>
                 <w:rFonts w:hint="eastAsia"/>
-                <w:iCs/>
+                <w:i/>
+                <w:iCs/>
+                <w:strike/>
                 <w:color w:val="000000"/>
               </w:rPr>
               <w:t>$</w:t>
@@ -13011,45 +13085,27 @@
             <w:r>
               <w:rPr>
                 <w:rFonts w:hint="eastAsia"/>
+                <w:i/>
+                <w:strike/>
               </w:rPr>
               <w:t>elemMatch</w:t>
             </w:r>
             <w:r>
               <w:rPr>
                 <w:rFonts w:hint="eastAsia"/>
-                <w:iCs/>
-                <w:color w:val="000000"/>
-              </w:rPr>
-              <w:t>匹配查询，目标字段为</w:t>
-            </w:r>
-            <w:r>
-              <w:rPr>
-                <w:rFonts w:hint="eastAsia"/>
-                <w:iCs/>
-                <w:color w:val="000000"/>
-              </w:rPr>
-              <w:t>非</w:t>
-            </w:r>
-            <w:r>
-              <w:rPr>
-                <w:rFonts w:hint="eastAsia"/>
-                <w:iCs/>
-                <w:color w:val="000000"/>
-              </w:rPr>
-              <w:t>对象</w:t>
-            </w:r>
-            <w:r>
-              <w:rPr>
-                <w:rFonts w:hint="eastAsia"/>
-                <w:iCs/>
-                <w:color w:val="000000"/>
-              </w:rPr>
-              <w:t>（如</w:t>
-            </w:r>
-            <w:r>
-              <w:rPr>
-                <w:rFonts w:hint="eastAsia"/>
-                <w:iCs/>
+                <w:i/>
+                <w:iCs/>
+                <w:strike/>
+                <w:color w:val="000000"/>
+              </w:rPr>
+              <w:t>匹配查询，目标字段为非对象（如</w:t>
+            </w:r>
+            <w:r>
+              <w:rPr>
+                <w:rFonts w:hint="eastAsia"/>
+                <w:i/>
+                <w:iCs/>
+                <w:strike/>
                 <w:color w:val="000000"/>
               </w:rPr>
               <w:t>string</w:t>
@@ -13057,18 +13113,12 @@
             <w:r>
               <w:rPr>
                 <w:rFonts w:hint="eastAsia"/>
-                <w:iCs/>
-                <w:color w:val="000000"/>
-              </w:rPr>
-              <w:t>）</w:t>
-            </w:r>
-            <w:r>
-              <w:rPr>
-                <w:rFonts w:hint="eastAsia"/>
-                <w:iCs/>
-                <w:color w:val="000000"/>
-              </w:rPr>
-              <w:t>，走索引查询</w:t>
+                <w:i/>
+                <w:iCs/>
+                <w:strike/>
+                <w:color w:val="000000"/>
+              </w:rPr>
+              <w:t>），走索引查询</w:t>
             </w:r>
           </w:p>
         </w:tc>
@@ -14149,6 +14199,7 @@
       </w:pPr>
     </w:p>
     <w:p>
+      <w:commentRangeStart w:id="26"/>
       <w:r>
         <w:rPr>
           <w:rFonts w:hint="eastAsia"/>
@@ -14156,19 +14207,26 @@
         </w:rPr>
         <w:t>$size</w:t>
       </w:r>
-      <w:commentRangeStart w:id="23"/>
+      <w:commentRangeEnd w:id="26"/>
+      <w:r>
+        <w:rPr>
+          <w:rStyle w:val="CommentReference"/>
+        </w:rPr>
+        <w:commentReference w:id="26"/>
+      </w:r>
+      <w:commentRangeStart w:id="27"/>
       <w:r>
         <w:rPr>
           <w:rFonts w:hint="eastAsia"/>
         </w:rPr>
         <w:t>匹配符</w:t>
       </w:r>
-      <w:commentRangeEnd w:id="23"/>
+      <w:commentRangeEnd w:id="27"/>
       <w:r>
         <w:rPr>
           <w:rStyle w:val="CommentReference"/>
         </w:rPr>
-        <w:commentReference w:id="23"/>
+        <w:commentReference w:id="27"/>
       </w:r>
       <w:r>
         <w:rPr>
@@ -14609,14 +14667,18 @@
             <w:pPr>
               <w:jc w:val="left"/>
               <w:rPr>
-                <w:iCs/>
-                <w:color w:val="000000"/>
-              </w:rPr>
-            </w:pPr>
-            <w:r>
-              <w:rPr>
-                <w:rFonts w:hint="eastAsia"/>
-                <w:iCs/>
+                <w:i/>
+                <w:iCs/>
+                <w:strike/>
+                <w:color w:val="000000"/>
+              </w:rPr>
+            </w:pPr>
+            <w:r>
+              <w:rPr>
+                <w:rFonts w:hint="eastAsia"/>
+                <w:i/>
+                <w:iCs/>
+                <w:strike/>
                 <w:color w:val="000000"/>
               </w:rPr>
               <w:t>索引字段</w:t>
@@ -14767,10 +14829,15 @@
             <w:tcW w:w="5954" w:type="dxa"/>
           </w:tcPr>
           <w:p>
-            <w:r>
-              <w:rPr>
-                <w:rFonts w:hint="eastAsia"/>
-                <w:iCs/>
+            <w:pPr>
+              <w:jc w:val="left"/>
+            </w:pPr>
+            <w:r>
+              <w:rPr>
+                <w:rFonts w:hint="eastAsia"/>
+                <w:i/>
+                <w:iCs/>
+                <w:strike/>
                 <w:color w:val="000000"/>
               </w:rPr>
               <w:t>使用</w:t>
@@ -14778,7 +14845,9 @@
             <w:r>
               <w:rPr>
                 <w:rFonts w:hint="eastAsia"/>
-                <w:iCs/>
+                <w:i/>
+                <w:iCs/>
+                <w:strike/>
                 <w:color w:val="000000"/>
               </w:rPr>
               <w:t>$</w:t>
@@ -14786,32 +14855,22 @@
             <w:r>
               <w:rPr>
                 <w:rFonts w:hint="eastAsia"/>
+                <w:i/>
+                <w:iCs/>
+                <w:strike/>
+                <w:color w:val="000000"/>
               </w:rPr>
               <w:t>size</w:t>
             </w:r>
             <w:r>
               <w:rPr>
                 <w:rFonts w:hint="eastAsia"/>
-                <w:iCs/>
-                <w:color w:val="000000"/>
-              </w:rPr>
-              <w:t>匹配查询，</w:t>
-            </w:r>
-            <w:r>
-              <w:rPr>
-                <w:rFonts w:hint="eastAsia"/>
-                <w:iCs/>
-                <w:color w:val="000000"/>
-              </w:rPr>
-              <w:t>目标字段为嵌套数组，</w:t>
-            </w:r>
-            <w:r>
-              <w:rPr>
-                <w:rFonts w:hint="eastAsia"/>
-                <w:iCs/>
-                <w:color w:val="000000"/>
-              </w:rPr>
-              <w:t>走索引查询</w:t>
+                <w:i/>
+                <w:iCs/>
+                <w:strike/>
+                <w:color w:val="000000"/>
+              </w:rPr>
+              <w:t>匹配查询，目标字段为嵌套数组，走索引查询</w:t>
             </w:r>
           </w:p>
         </w:tc>
@@ -14894,10 +14953,15 @@
             <w:tcW w:w="5954" w:type="dxa"/>
           </w:tcPr>
           <w:p>
-            <w:r>
-              <w:rPr>
-                <w:rFonts w:hint="eastAsia"/>
-                <w:iCs/>
+            <w:pPr>
+              <w:jc w:val="left"/>
+            </w:pPr>
+            <w:r>
+              <w:rPr>
+                <w:rFonts w:hint="eastAsia"/>
+                <w:i/>
+                <w:iCs/>
+                <w:strike/>
                 <w:color w:val="000000"/>
               </w:rPr>
               <w:t>使用</w:t>
@@ -14905,7 +14969,9 @@
             <w:r>
               <w:rPr>
                 <w:rFonts w:hint="eastAsia"/>
-                <w:iCs/>
+                <w:i/>
+                <w:iCs/>
+                <w:strike/>
                 <w:color w:val="000000"/>
               </w:rPr>
               <w:t>$</w:t>
@@ -14913,32 +14979,22 @@
             <w:r>
               <w:rPr>
                 <w:rFonts w:hint="eastAsia"/>
+                <w:i/>
+                <w:iCs/>
+                <w:strike/>
+                <w:color w:val="000000"/>
               </w:rPr>
               <w:t>size</w:t>
             </w:r>
             <w:r>
               <w:rPr>
                 <w:rFonts w:hint="eastAsia"/>
-                <w:iCs/>
-                <w:color w:val="000000"/>
-              </w:rPr>
-              <w:t>匹配查询，</w:t>
-            </w:r>
-            <w:r>
-              <w:rPr>
-                <w:rFonts w:hint="eastAsia"/>
-                <w:iCs/>
-                <w:color w:val="000000"/>
-              </w:rPr>
-              <w:t>目标字段为数组且数组元素为嵌套对象，</w:t>
-            </w:r>
-            <w:r>
-              <w:rPr>
-                <w:rFonts w:hint="eastAsia"/>
-                <w:iCs/>
-                <w:color w:val="000000"/>
-              </w:rPr>
-              <w:t>走索引查询</w:t>
+                <w:i/>
+                <w:iCs/>
+                <w:strike/>
+                <w:color w:val="000000"/>
+              </w:rPr>
+              <w:t>匹配查询，目标字段为数组且数组元素为嵌套对象，走索引查询</w:t>
             </w:r>
           </w:p>
         </w:tc>
@@ -15049,15 +15105,18 @@
           </w:tcPr>
           <w:p>
             <w:pPr>
-              <w:rPr>
-                <w:iCs/>
-                <w:color w:val="000000"/>
-              </w:rPr>
-            </w:pPr>
-            <w:r>
-              <w:rPr>
-                <w:rFonts w:hint="eastAsia"/>
-                <w:iCs/>
+              <w:jc w:val="left"/>
+              <w:rPr>
+                <w:iCs/>
+                <w:color w:val="000000"/>
+              </w:rPr>
+            </w:pPr>
+            <w:r>
+              <w:rPr>
+                <w:rFonts w:hint="eastAsia"/>
+                <w:i/>
+                <w:iCs/>
+                <w:strike/>
                 <w:color w:val="000000"/>
               </w:rPr>
               <w:t>使用</w:t>
@@ -15065,7 +15124,9 @@
             <w:r>
               <w:rPr>
                 <w:rFonts w:hint="eastAsia"/>
-                <w:iCs/>
+                <w:i/>
+                <w:iCs/>
+                <w:strike/>
                 <w:color w:val="000000"/>
               </w:rPr>
               <w:t>$</w:t>
@@ -15073,29 +15134,29 @@
             <w:r>
               <w:rPr>
                 <w:rFonts w:hint="eastAsia"/>
+                <w:i/>
+                <w:iCs/>
+                <w:strike/>
+                <w:color w:val="000000"/>
               </w:rPr>
               <w:t>size</w:t>
             </w:r>
             <w:r>
               <w:rPr>
                 <w:rFonts w:hint="eastAsia"/>
-                <w:iCs/>
-                <w:color w:val="000000"/>
-              </w:rPr>
-              <w:t>匹配查询，目标字段为</w:t>
-            </w:r>
-            <w:r>
-              <w:rPr>
-                <w:rFonts w:hint="eastAsia"/>
-                <w:iCs/>
-                <w:color w:val="000000"/>
-              </w:rPr>
-              <w:t>非数组（如</w:t>
-            </w:r>
-            <w:r>
-              <w:rPr>
-                <w:rFonts w:hint="eastAsia"/>
-                <w:iCs/>
+                <w:i/>
+                <w:iCs/>
+                <w:strike/>
+                <w:color w:val="000000"/>
+              </w:rPr>
+              <w:t>匹配查询，目标字段为非数组（如</w:t>
+            </w:r>
+            <w:r>
+              <w:rPr>
+                <w:rFonts w:hint="eastAsia"/>
+                <w:i/>
+                <w:iCs/>
+                <w:strike/>
                 <w:color w:val="000000"/>
               </w:rPr>
               <w:t>string</w:t>
@@ -15103,18 +15164,12 @@
             <w:r>
               <w:rPr>
                 <w:rFonts w:hint="eastAsia"/>
-                <w:iCs/>
-                <w:color w:val="000000"/>
-              </w:rPr>
-              <w:t>）</w:t>
-            </w:r>
-            <w:r>
-              <w:rPr>
-                <w:rFonts w:hint="eastAsia"/>
-                <w:iCs/>
-                <w:color w:val="000000"/>
-              </w:rPr>
-              <w:t>，走索引查询</w:t>
+                <w:i/>
+                <w:iCs/>
+                <w:strike/>
+                <w:color w:val="000000"/>
+              </w:rPr>
+              <w:t>），走索引查询</w:t>
             </w:r>
           </w:p>
         </w:tc>
@@ -15478,7 +15533,7 @@
         </w:rPr>
         <w:t>$</w:t>
       </w:r>
-      <w:commentRangeStart w:id="24"/>
+      <w:commentRangeStart w:id="28"/>
       <w:r>
         <w:rPr>
           <w:rFonts w:hint="eastAsia"/>
@@ -15486,7 +15541,7 @@
         </w:rPr>
         <w:t>field</w:t>
       </w:r>
-      <w:commentRangeEnd w:id="24"/>
+      <w:commentRangeEnd w:id="28"/>
       <w:r>
         <w:rPr>
           <w:rFonts w:hint="eastAsia"/>
@@ -15499,7 +15554,7 @@
           <w:rStyle w:val="CommentReference"/>
           <w:b/>
         </w:rPr>
-        <w:commentReference w:id="24"/>
+        <w:commentReference w:id="28"/>
       </w:r>
       <w:r>
         <w:rPr>
@@ -16166,7 +16221,7 @@
           <w:rFonts w:ascii="Arial" w:hAnsi="Arial" w:cs="Arial"/>
         </w:rPr>
       </w:pPr>
-      <w:bookmarkStart w:id="25" w:name="_Toc421275938"/>
+      <w:bookmarkStart w:id="29" w:name="_Toc421275938"/>
       <w:r>
         <w:rPr>
           <w:rFonts w:ascii="Arial" w:hAnsi="Arial" w:cs="Arial"/>
@@ -16180,7 +16235,7 @@
         </w:rPr>
         <w:t>分析和设计</w:t>
       </w:r>
-      <w:bookmarkEnd w:id="25"/>
+      <w:bookmarkEnd w:id="29"/>
     </w:p>
     <w:p>
       <w:pPr>
@@ -16189,14 +16244,14 @@
           <w:rFonts w:ascii="Arial" w:hAnsi="Arial" w:cs="Arial"/>
         </w:rPr>
       </w:pPr>
-      <w:bookmarkStart w:id="26" w:name="_Toc421275939"/>
+      <w:bookmarkStart w:id="30" w:name="_Toc421275939"/>
       <w:r>
         <w:rPr>
           <w:rFonts w:ascii="Arial" w:hAnsi="Arial" w:cs="Arial"/>
         </w:rPr>
         <w:t>兼容性分析和设计</w:t>
       </w:r>
-      <w:bookmarkEnd w:id="26"/>
+      <w:bookmarkEnd w:id="30"/>
     </w:p>
     <w:p>
       <w:pPr>
@@ -16205,7 +16260,7 @@
           <w:rFonts w:ascii="Arial" w:hAnsi="Arial" w:cs="Arial"/>
         </w:rPr>
       </w:pPr>
-      <w:bookmarkStart w:id="27" w:name="_Toc421275940"/>
+      <w:bookmarkStart w:id="31" w:name="_Toc421275940"/>
       <w:r>
         <w:rPr>
           <w:rFonts w:ascii="Arial" w:hAnsi="Arial" w:cs="Arial"/>
@@ -16224,7 +16279,7 @@
         </w:rPr>
         <w:t>和特性交互分析和设计</w:t>
       </w:r>
-      <w:bookmarkEnd w:id="27"/>
+      <w:bookmarkEnd w:id="31"/>
     </w:p>
     <w:p>
       <w:pPr>
@@ -16295,14 +16350,14 @@
           <w:rFonts w:cs="Arial"/>
         </w:rPr>
       </w:pPr>
-      <w:bookmarkStart w:id="28" w:name="_Toc421275941"/>
+      <w:bookmarkStart w:id="32" w:name="_Toc421275941"/>
       <w:r>
         <w:rPr>
           <w:rFonts w:cs="Arial"/>
         </w:rPr>
         <w:t>可测试性分析</w:t>
       </w:r>
-      <w:bookmarkEnd w:id="28"/>
+      <w:bookmarkEnd w:id="32"/>
     </w:p>
     <w:p>
       <w:pPr>
@@ -16349,14 +16404,14 @@
           <w:rFonts w:cs="Arial"/>
         </w:rPr>
       </w:pPr>
-      <w:bookmarkStart w:id="29" w:name="_Toc421275942"/>
+      <w:bookmarkStart w:id="33" w:name="_Toc421275942"/>
       <w:r>
         <w:rPr>
           <w:rFonts w:cs="Arial"/>
         </w:rPr>
         <w:t>自动化分析和设计</w:t>
       </w:r>
-      <w:bookmarkEnd w:id="29"/>
+      <w:bookmarkEnd w:id="33"/>
     </w:p>
     <w:p>
       <w:pPr>
@@ -16399,14 +16454,14 @@
           <w:rFonts w:cs="Arial"/>
         </w:rPr>
       </w:pPr>
-      <w:bookmarkStart w:id="30" w:name="_Toc421275943"/>
+      <w:bookmarkStart w:id="34" w:name="_Toc421275943"/>
       <w:r>
         <w:rPr>
           <w:rFonts w:cs="Arial"/>
         </w:rPr>
         <w:t>详细测试方法</w:t>
       </w:r>
-      <w:bookmarkEnd w:id="30"/>
+      <w:bookmarkEnd w:id="34"/>
     </w:p>
     <w:p>
       <w:pPr>
@@ -16433,14 +16488,14 @@
           <w:rFonts w:ascii="Arial" w:hAnsi="Arial" w:cs="Arial"/>
         </w:rPr>
       </w:pPr>
-      <w:bookmarkStart w:id="31" w:name="_Toc421275944"/>
+      <w:bookmarkStart w:id="35" w:name="_Toc421275944"/>
       <w:r>
         <w:rPr>
           <w:rFonts w:ascii="Arial" w:hAnsi="Arial" w:cs="Arial"/>
         </w:rPr>
         <w:t>详细设计</w:t>
       </w:r>
-      <w:bookmarkEnd w:id="31"/>
+      <w:bookmarkEnd w:id="35"/>
     </w:p>
     <w:p>
       <w:pPr>
@@ -16463,14 +16518,14 @@
           <w:rFonts w:ascii="Arial" w:hAnsi="Arial" w:cs="Arial"/>
         </w:rPr>
       </w:pPr>
-      <w:bookmarkStart w:id="32" w:name="_Toc421275945"/>
+      <w:bookmarkStart w:id="36" w:name="_Toc421275945"/>
       <w:r>
         <w:rPr>
           <w:rFonts w:ascii="Arial" w:hAnsi="Arial" w:cs="Arial"/>
         </w:rPr>
         <w:t>验收测试用例</w:t>
       </w:r>
-      <w:bookmarkEnd w:id="32"/>
+      <w:bookmarkEnd w:id="36"/>
     </w:p>
     <w:p>
       <w:pPr>
@@ -16937,7 +16992,7 @@
       </w:r>
     </w:p>
   </w:comment>
-  <w:comment w:id="21" w:author="huangxiaoni" w:date="2016-05-12T09:56:00Z" w:initials="h">
+  <w:comment w:id="21" w:author="huangxiaoni" w:date="2016-05-20T18:41:00Z" w:initials="h">
     <w:p>
       <w:pPr>
         <w:pStyle w:val="CommentText"/>
@@ -16952,11 +17007,11 @@
         <w:rPr>
           <w:rFonts w:hint="eastAsia"/>
         </w:rPr>
-        <w:t>不走索引，待确认</w:t>
+        <w:t>不走索引</w:t>
       </w:r>
     </w:p>
   </w:comment>
-  <w:comment w:id="22" w:author="huangxiaoni" w:date="2016-05-12T10:01:00Z" w:initials="h">
+  <w:comment w:id="22" w:author="huangxiaoni" w:date="2016-05-20T18:41:00Z" w:initials="h">
     <w:p>
       <w:pPr>
         <w:pStyle w:val="CommentText"/>
@@ -16971,11 +17026,11 @@
         <w:rPr>
           <w:rFonts w:hint="eastAsia"/>
         </w:rPr>
-        <w:t>提前匹配符图考虑嵌套</w:t>
+        <w:t>不走索引</w:t>
       </w:r>
     </w:p>
   </w:comment>
-  <w:comment w:id="23" w:author="huangxiaoni" w:date="2016-05-12T10:11:00Z" w:initials="h">
+  <w:comment w:id="23" w:author="huangxiaoni" w:date="2016-05-12T10:01:00Z" w:initials="h">
     <w:p>
       <w:pPr>
         <w:pStyle w:val="CommentText"/>
@@ -16990,17 +17045,117 @@
         <w:rPr>
           <w:rFonts w:hint="eastAsia"/>
         </w:rPr>
-        <w:t>a.b</w:t>
-      </w:r>
-      <w:r>
-        <w:rPr>
-          <w:rFonts w:hint="eastAsia"/>
-        </w:rPr>
-        <w:t>表示数组</w:t>
+        <w:t>提前匹配符图考虑嵌套</w:t>
       </w:r>
     </w:p>
   </w:comment>
-  <w:comment w:id="24" w:author="huangxiaoni" w:date="2016-05-12T17:39:00Z" w:initials="h">
+  <w:comment w:id="24" w:author="huangxiaoni" w:date="2016-05-20T18:42:00Z" w:initials="h">
+    <w:p>
+      <w:pPr>
+        <w:pStyle w:val="CommentText"/>
+      </w:pPr>
+      <w:r>
+        <w:rPr>
+          <w:rStyle w:val="CommentReference"/>
+        </w:rPr>
+        <w:annotationRef/>
+      </w:r>
+      <w:r>
+        <w:rPr>
+          <w:rFonts w:hint="eastAsia"/>
+        </w:rPr>
+        <w:t>$isnull:0</w:t>
+      </w:r>
+      <w:r>
+        <w:rPr>
+          <w:rFonts w:hint="eastAsia"/>
+        </w:rPr>
+        <w:t>不走索引，</w:t>
+      </w:r>
+      <w:r>
+        <w:rPr>
+          <w:rFonts w:hint="eastAsia"/>
+        </w:rPr>
+        <w:t>$isnull:1</w:t>
+      </w:r>
+      <w:r>
+        <w:rPr>
+          <w:rFonts w:hint="eastAsia"/>
+        </w:rPr>
+        <w:t>走索引</w:t>
+      </w:r>
+    </w:p>
+  </w:comment>
+  <w:comment w:id="25" w:author="huangxiaoni" w:date="2016-05-23T17:02:00Z" w:initials="h">
+    <w:p>
+      <w:pPr>
+        <w:pStyle w:val="CommentText"/>
+      </w:pPr>
+      <w:r>
+        <w:rPr>
+          <w:rStyle w:val="CommentReference"/>
+        </w:rPr>
+        <w:annotationRef/>
+      </w:r>
+      <w:r>
+        <w:rPr>
+          <w:rFonts w:hint="eastAsia"/>
+        </w:rPr>
+        <w:t>不走索引</w:t>
+      </w:r>
+    </w:p>
+  </w:comment>
+  <w:comment w:id="26" w:author="huangxiaoni" w:date="2016-05-23T13:49:00Z" w:initials="h">
+    <w:p>
+      <w:pPr>
+        <w:pStyle w:val="CommentText"/>
+      </w:pPr>
+      <w:r>
+        <w:rPr>
+          <w:rStyle w:val="CommentReference"/>
+        </w:rPr>
+        <w:annotationRef/>
+      </w:r>
+      <w:r>
+        <w:rPr>
+          <w:rFonts w:hint="eastAsia"/>
+        </w:rPr>
+        <w:t>$size</w:t>
+      </w:r>
+      <w:r>
+        <w:rPr>
+          <w:rFonts w:hint="eastAsia"/>
+        </w:rPr>
+        <w:t>不走索引</w:t>
+      </w:r>
+    </w:p>
+  </w:comment>
+  <w:comment w:id="27" w:author="huangxiaoni" w:date="2016-05-12T10:11:00Z" w:initials="h">
+    <w:p>
+      <w:pPr>
+        <w:pStyle w:val="CommentText"/>
+      </w:pPr>
+      <w:r>
+        <w:rPr>
+          <w:rStyle w:val="CommentReference"/>
+        </w:rPr>
+        <w:annotationRef/>
+      </w:r>
+      <w:r>
+        <w:rPr>
+          <w:rFonts w:hint="eastAsia"/>
+        </w:rPr>
+        <w:t>a.b</w:t>
+      </w:r>
+      <w:r>
+        <w:rPr>
+          <w:rFonts w:hint="eastAsia"/>
+        </w:rPr>
+        <w:t>表示数组</w:t>
+      </w:r>
+    </w:p>
+  </w:comment>
+  <w:comment w:id="28" w:author="huangxiaoni" w:date="2016-05-12T17:39:00Z" w:initials="h">
     <w:p>
       <w:pPr>
         <w:pStyle w:val="CommentText"/>
@@ -17093,7 +17248,7 @@
               <w:rPr>
                 <w:noProof/>
               </w:rPr>
-              <w:t>2016-5-12</w:t>
+              <w:t>2016-5-23</w:t>
             </w:r>
           </w:fldSimple>
         </w:p>
